--- a/Другое/работа/должностные/Главный специалист отдела строительства.docx
+++ b/Другое/работа/должностные/Главный специалист отдела строительства.docx
@@ -727,227 +727,951 @@
     </w:p>
     <w:p>
       <w:pPr>
-        <w:pStyle w:val="a4"/>
-        <w:spacing w:before="0" w:beforeAutospacing="0" w:after="0" w:afterAutospacing="0"/>
+        <w:pStyle w:val="ds-markdown-paragraph"/>
+        <w:spacing w:before="240" w:beforeAutospacing="0" w:after="0" w:afterAutospacing="0"/>
         <w:ind w:firstLine="709"/>
         <w:jc w:val="both"/>
         <w:rPr>
-          <w:sz w:val="26"/>
-          <w:szCs w:val="26"/>
-        </w:rPr>
-      </w:pPr>
-      <w:r>
-        <w:rPr>
-          <w:sz w:val="26"/>
-          <w:szCs w:val="26"/>
-        </w:rPr>
-        <w:t>2.1. Главный специалист проверяет обоснованность стоимости строительно-монтажных</w:t>
-      </w:r>
-      <w:r>
-        <w:rPr>
-          <w:sz w:val="26"/>
-          <w:szCs w:val="26"/>
-        </w:rPr>
-        <w:t>, ремонтных и иных</w:t>
-      </w:r>
-      <w:r>
-        <w:rPr>
-          <w:sz w:val="26"/>
-          <w:szCs w:val="26"/>
-        </w:rPr>
-        <w:t xml:space="preserve"> работ и прочих затрат </w:t>
-      </w:r>
-      <w:r>
-        <w:rPr>
-          <w:spacing w:val="-2"/>
-          <w:sz w:val="26"/>
-          <w:szCs w:val="26"/>
-        </w:rPr>
-        <w:t>ГКУ</w:t>
-      </w:r>
-      <w:r>
-        <w:rPr>
-          <w:sz w:val="26"/>
-          <w:szCs w:val="26"/>
-        </w:rPr>
-        <w:t xml:space="preserve"> «Дирекции ТДФ» в отношении документации на основании которой предполагается заключение государственных </w:t>
-      </w:r>
-      <w:r>
-        <w:rPr>
-          <w:sz w:val="26"/>
-          <w:szCs w:val="26"/>
-        </w:rPr>
-        <w:t xml:space="preserve">контрактов, </w:t>
-      </w:r>
-      <w:r>
-        <w:rPr>
-          <w:sz w:val="26"/>
-          <w:szCs w:val="26"/>
-        </w:rPr>
-        <w:t>заключаемых ГКУ «Ди</w:t>
-      </w:r>
-      <w:r>
-        <w:rPr>
-          <w:sz w:val="26"/>
-          <w:szCs w:val="26"/>
-        </w:rPr>
-        <w:t xml:space="preserve">рекция ТДФ» (далее – контракты), </w:t>
-      </w:r>
-      <w:r>
-        <w:rPr>
-          <w:sz w:val="26"/>
-          <w:szCs w:val="26"/>
-        </w:rPr>
-        <w:t>с учетом возможного удорожания в период</w:t>
-      </w:r>
-      <w:r>
-        <w:rPr>
-          <w:sz w:val="26"/>
-          <w:szCs w:val="26"/>
-        </w:rPr>
-        <w:t xml:space="preserve"> выполнения работ (оказания услуг, приобретения товара)</w:t>
-      </w:r>
-      <w:r>
-        <w:rPr>
-          <w:sz w:val="26"/>
-          <w:szCs w:val="26"/>
-        </w:rPr>
-        <w:t>, обусловленного инфляцией, научно-техническим и социальным прогрессом, затратами на мероприятия по охране окружающей среды.</w:t>
-      </w:r>
-    </w:p>
-    <w:p>
-      <w:pPr>
-        <w:suppressAutoHyphens/>
+          <w:spacing w:val="-1"/>
+          <w:sz w:val="26"/>
+          <w:szCs w:val="26"/>
+        </w:rPr>
+      </w:pPr>
+      <w:r>
+        <w:rPr>
+          <w:b/>
+          <w:bCs/>
+          <w:spacing w:val="-1"/>
+          <w:sz w:val="26"/>
+          <w:szCs w:val="26"/>
+        </w:rPr>
+        <w:t>2.1.</w:t>
+      </w:r>
+      <w:r>
+        <w:rPr>
+          <w:bCs/>
+          <w:spacing w:val="-1"/>
+          <w:sz w:val="26"/>
+          <w:szCs w:val="26"/>
+        </w:rPr>
+        <w:t xml:space="preserve"> </w:t>
+      </w:r>
+      <w:r>
+        <w:rPr>
+          <w:b/>
+          <w:bCs/>
+          <w:spacing w:val="-1"/>
+          <w:sz w:val="26"/>
+          <w:szCs w:val="26"/>
+        </w:rPr>
+        <w:t>Проверка проектов Смет контрактов (Ведомостей объемов и стоимости работ) на соответствие требованиям Приказа Минстроя России от 23.12.2021 № 841/</w:t>
+      </w:r>
+      <w:proofErr w:type="spellStart"/>
+      <w:r>
+        <w:rPr>
+          <w:b/>
+          <w:bCs/>
+          <w:spacing w:val="-1"/>
+          <w:sz w:val="26"/>
+          <w:szCs w:val="26"/>
+        </w:rPr>
+        <w:t>пр</w:t>
+      </w:r>
+      <w:proofErr w:type="spellEnd"/>
+      <w:r>
+        <w:rPr>
+          <w:b/>
+          <w:bCs/>
+          <w:spacing w:val="-1"/>
+          <w:sz w:val="26"/>
+          <w:szCs w:val="26"/>
+        </w:rPr>
+        <w:t xml:space="preserve"> (далее – Приказ № 841/</w:t>
+      </w:r>
+      <w:proofErr w:type="spellStart"/>
+      <w:r>
+        <w:rPr>
+          <w:b/>
+          <w:bCs/>
+          <w:spacing w:val="-1"/>
+          <w:sz w:val="26"/>
+          <w:szCs w:val="26"/>
+        </w:rPr>
+        <w:t>пр</w:t>
+      </w:r>
+      <w:proofErr w:type="spellEnd"/>
+      <w:r>
+        <w:rPr>
+          <w:b/>
+          <w:bCs/>
+          <w:spacing w:val="-1"/>
+          <w:sz w:val="26"/>
+          <w:szCs w:val="26"/>
+        </w:rPr>
+        <w:t>)</w:t>
+      </w:r>
+    </w:p>
+    <w:p>
+      <w:pPr>
+        <w:shd w:val="clear" w:color="auto" w:fill="FFFFFF"/>
+        <w:spacing w:line="298" w:lineRule="exact"/>
         <w:ind w:firstLine="709"/>
         <w:jc w:val="both"/>
         <w:rPr>
-          <w:sz w:val="26"/>
-          <w:szCs w:val="26"/>
-        </w:rPr>
-      </w:pPr>
-      <w:r>
-        <w:rPr>
-          <w:sz w:val="26"/>
-          <w:szCs w:val="26"/>
-        </w:rPr>
-        <w:t>2.</w:t>
-      </w:r>
-      <w:r>
-        <w:rPr>
-          <w:sz w:val="26"/>
-          <w:szCs w:val="26"/>
-        </w:rPr>
-        <w:t>2</w:t>
-      </w:r>
-      <w:r>
-        <w:rPr>
-          <w:sz w:val="26"/>
-          <w:szCs w:val="26"/>
-        </w:rPr>
-        <w:t>. Главный специалист проводит анализ ежеквартальных индексов изменения сметной стоимости на проектные и изыскательские работы, на строительно-монтажные работы по сферам деятельности ГКУ «Дирекция ТДФ»</w:t>
-      </w:r>
-      <w:r>
-        <w:rPr>
-          <w:sz w:val="26"/>
-          <w:szCs w:val="26"/>
-        </w:rPr>
-        <w:t>,</w:t>
-      </w:r>
-      <w:r>
-        <w:rPr>
-          <w:sz w:val="26"/>
-          <w:szCs w:val="26"/>
-        </w:rPr>
-        <w:t xml:space="preserve"> утверждаемым Министерством строительства и жилищно-коммунального </w:t>
-      </w:r>
-      <w:r>
-        <w:rPr>
-          <w:sz w:val="26"/>
-          <w:szCs w:val="26"/>
-        </w:rPr>
-        <w:t>хозяйства Российской Федерации (</w:t>
-      </w:r>
-      <w:r>
-        <w:rPr>
-          <w:sz w:val="26"/>
-          <w:szCs w:val="26"/>
-        </w:rPr>
-        <w:t>Минстроем России).</w:t>
-      </w:r>
-    </w:p>
-    <w:p>
-      <w:pPr>
-        <w:pStyle w:val="a4"/>
-        <w:spacing w:before="0" w:beforeAutospacing="0" w:after="0" w:afterAutospacing="0"/>
+          <w:spacing w:val="-1"/>
+          <w:sz w:val="26"/>
+          <w:szCs w:val="26"/>
+        </w:rPr>
+      </w:pPr>
+      <w:r>
+        <w:rPr>
+          <w:bCs/>
+          <w:spacing w:val="-1"/>
+          <w:sz w:val="26"/>
+          <w:szCs w:val="26"/>
+        </w:rPr>
+        <w:t>2.1.1.</w:t>
+      </w:r>
+      <w:r>
+        <w:rPr>
+          <w:spacing w:val="-1"/>
+          <w:sz w:val="26"/>
+          <w:szCs w:val="26"/>
+        </w:rPr>
+        <w:t> </w:t>
+      </w:r>
+      <w:r>
+        <w:rPr>
+          <w:spacing w:val="-1"/>
+          <w:sz w:val="26"/>
+          <w:szCs w:val="26"/>
+        </w:rPr>
+        <w:t>Главный специалист</w:t>
+      </w:r>
+      <w:r>
+        <w:rPr>
+          <w:spacing w:val="-1"/>
+          <w:sz w:val="26"/>
+          <w:szCs w:val="26"/>
+        </w:rPr>
+        <w:t xml:space="preserve"> проверяет правильность определения стоимости конструктивных решений (элементов), комплексов (видов) работ и оборудования, включенных в проект Сметы контракта (Ведомости объемов и стоимости работ), на предмет соответствия исходным данным, принятым в утвержденной проектной или сметной до</w:t>
+      </w:r>
+      <w:r>
+        <w:rPr>
+          <w:spacing w:val="-1"/>
+          <w:sz w:val="26"/>
+          <w:szCs w:val="26"/>
+        </w:rPr>
+        <w:t>кументации.</w:t>
+      </w:r>
+    </w:p>
+    <w:p>
+      <w:pPr>
+        <w:shd w:val="clear" w:color="auto" w:fill="FFFFFF"/>
+        <w:spacing w:line="298" w:lineRule="exact"/>
         <w:ind w:firstLine="709"/>
         <w:jc w:val="both"/>
         <w:rPr>
-          <w:sz w:val="26"/>
-          <w:szCs w:val="26"/>
-        </w:rPr>
-      </w:pPr>
-      <w:r>
-        <w:rPr>
-          <w:sz w:val="26"/>
-          <w:szCs w:val="26"/>
-        </w:rPr>
-        <w:t>2.</w:t>
-      </w:r>
-      <w:r>
-        <w:rPr>
-          <w:sz w:val="26"/>
-          <w:szCs w:val="26"/>
-        </w:rPr>
-        <w:t>3</w:t>
-      </w:r>
-      <w:r>
-        <w:rPr>
-          <w:sz w:val="26"/>
-          <w:szCs w:val="26"/>
-        </w:rPr>
-        <w:t>. Главный специалист участвует в выборе наиболее оптимальной схемы расчетов за выполненные ра</w:t>
-      </w:r>
-      <w:r>
-        <w:rPr>
-          <w:sz w:val="26"/>
-          <w:szCs w:val="26"/>
-        </w:rPr>
-        <w:t>боты, услуги, поставку товаров.</w:t>
-      </w:r>
-    </w:p>
-    <w:p>
-      <w:pPr>
-        <w:pStyle w:val="a4"/>
-        <w:spacing w:before="0" w:beforeAutospacing="0" w:after="0" w:afterAutospacing="0"/>
+          <w:spacing w:val="-1"/>
+          <w:sz w:val="26"/>
+          <w:szCs w:val="26"/>
+        </w:rPr>
+      </w:pPr>
+      <w:r>
+        <w:rPr>
+          <w:bCs/>
+          <w:spacing w:val="-1"/>
+          <w:sz w:val="26"/>
+          <w:szCs w:val="26"/>
+        </w:rPr>
+        <w:t>2.1.2.</w:t>
+      </w:r>
+      <w:r>
+        <w:rPr>
+          <w:spacing w:val="-1"/>
+          <w:sz w:val="26"/>
+          <w:szCs w:val="26"/>
+        </w:rPr>
+        <w:t> </w:t>
+      </w:r>
+      <w:r>
+        <w:rPr>
+          <w:spacing w:val="-1"/>
+          <w:sz w:val="26"/>
+          <w:szCs w:val="26"/>
+        </w:rPr>
+        <w:t>Главный специалист</w:t>
+      </w:r>
+      <w:r>
+        <w:rPr>
+          <w:spacing w:val="-1"/>
+          <w:sz w:val="26"/>
+          <w:szCs w:val="26"/>
+        </w:rPr>
+        <w:t xml:space="preserve"> осуществляет проверку проекта Сметы контракта (Ведомости объемов и стоимости работ) на предмет арифметической и расчетной корректности и устраняет выявленные ошибки. В рамках данной работы:</w:t>
+      </w:r>
+    </w:p>
+    <w:p>
+      <w:pPr>
+        <w:pStyle w:val="a3"/>
+        <w:numPr>
+          <w:ilvl w:val="0"/>
+          <w:numId w:val="8"/>
+        </w:numPr>
+        <w:shd w:val="clear" w:color="auto" w:fill="FFFFFF"/>
+        <w:spacing w:line="298" w:lineRule="exact"/>
+        <w:ind w:left="0" w:firstLine="709"/>
+        <w:jc w:val="both"/>
+        <w:rPr>
+          <w:spacing w:val="-1"/>
+          <w:sz w:val="26"/>
+          <w:szCs w:val="26"/>
+        </w:rPr>
+      </w:pPr>
+      <w:r>
+        <w:rPr>
+          <w:spacing w:val="-1"/>
+          <w:sz w:val="26"/>
+          <w:szCs w:val="26"/>
+        </w:rPr>
+        <w:t>проверяет правильность составления Сметы контракта (Ведомости объемов и стоимости работ) в формате электронных таблиц (</w:t>
+      </w:r>
+      <w:proofErr w:type="spellStart"/>
+      <w:r>
+        <w:rPr>
+          <w:spacing w:val="-1"/>
+          <w:sz w:val="26"/>
+          <w:szCs w:val="26"/>
+        </w:rPr>
+        <w:t>Excel</w:t>
+      </w:r>
+      <w:proofErr w:type="spellEnd"/>
+      <w:r>
+        <w:rPr>
+          <w:spacing w:val="-1"/>
+          <w:sz w:val="26"/>
+          <w:szCs w:val="26"/>
+        </w:rPr>
+        <w:t xml:space="preserve">), включая корректность </w:t>
+      </w:r>
+      <w:r>
+        <w:rPr>
+          <w:spacing w:val="-1"/>
+          <w:sz w:val="26"/>
+          <w:szCs w:val="26"/>
+        </w:rPr>
+        <w:lastRenderedPageBreak/>
+        <w:t>формул, связей между ячейками и отсутствие скрытых округлений;</w:t>
+      </w:r>
+    </w:p>
+    <w:p>
+      <w:pPr>
+        <w:pStyle w:val="a3"/>
+        <w:numPr>
+          <w:ilvl w:val="0"/>
+          <w:numId w:val="8"/>
+        </w:numPr>
+        <w:shd w:val="clear" w:color="auto" w:fill="FFFFFF"/>
+        <w:spacing w:line="298" w:lineRule="exact"/>
+        <w:ind w:left="0" w:firstLine="709"/>
+        <w:jc w:val="both"/>
+        <w:rPr>
+          <w:spacing w:val="-1"/>
+          <w:sz w:val="26"/>
+          <w:szCs w:val="26"/>
+        </w:rPr>
+      </w:pPr>
+      <w:r>
+        <w:rPr>
+          <w:spacing w:val="-1"/>
+          <w:sz w:val="26"/>
+          <w:szCs w:val="26"/>
+        </w:rPr>
+        <w:t>проверяет, что произведение объема работ на цену за принятую единицу измерения соответствует итоговой стоимости позиции (Объем × Единичная расценка = Стоимость позиции);</w:t>
+      </w:r>
+    </w:p>
+    <w:p>
+      <w:pPr>
+        <w:pStyle w:val="a3"/>
+        <w:numPr>
+          <w:ilvl w:val="0"/>
+          <w:numId w:val="8"/>
+        </w:numPr>
+        <w:shd w:val="clear" w:color="auto" w:fill="FFFFFF"/>
+        <w:spacing w:line="298" w:lineRule="exact"/>
+        <w:ind w:left="0" w:firstLine="709"/>
+        <w:jc w:val="both"/>
+        <w:rPr>
+          <w:spacing w:val="-1"/>
+          <w:sz w:val="26"/>
+          <w:szCs w:val="26"/>
+        </w:rPr>
+      </w:pPr>
+      <w:r>
+        <w:rPr>
+          <w:spacing w:val="-1"/>
+          <w:sz w:val="26"/>
+          <w:szCs w:val="26"/>
+        </w:rPr>
+        <w:t>выявляет случаи, когда единичная расценка получена путем деления общей стоимости позиции на объем, что при последующем округлении и умножении на объем приводит к искажению итоговой стоимости позиции, и устраняет данное искажение;</w:t>
+      </w:r>
+    </w:p>
+    <w:p>
+      <w:pPr>
+        <w:pStyle w:val="a3"/>
+        <w:numPr>
+          <w:ilvl w:val="0"/>
+          <w:numId w:val="8"/>
+        </w:numPr>
+        <w:shd w:val="clear" w:color="auto" w:fill="FFFFFF"/>
+        <w:spacing w:line="298" w:lineRule="exact"/>
+        <w:ind w:left="0" w:firstLine="709"/>
+        <w:jc w:val="both"/>
+        <w:rPr>
+          <w:spacing w:val="-1"/>
+          <w:sz w:val="26"/>
+          <w:szCs w:val="26"/>
+        </w:rPr>
+      </w:pPr>
+      <w:r>
+        <w:rPr>
+          <w:spacing w:val="-1"/>
+          <w:sz w:val="26"/>
+          <w:szCs w:val="26"/>
+        </w:rPr>
+        <w:t>проверяет, что отображение чисел в проекте Сметы контракта (количество знаков после запятой) обеспечивает корректность расчетов при приемке выполненных работ по формам КС-2, и при необходимости корректирует форматы отображения.</w:t>
+      </w:r>
+    </w:p>
+    <w:p>
+      <w:pPr>
+        <w:shd w:val="clear" w:color="auto" w:fill="FFFFFF"/>
+        <w:spacing w:line="298" w:lineRule="exact"/>
         <w:ind w:firstLine="709"/>
         <w:jc w:val="both"/>
         <w:rPr>
-          <w:b/>
-          <w:color w:val="000000" w:themeColor="text1"/>
-          <w:sz w:val="26"/>
-          <w:szCs w:val="26"/>
-        </w:rPr>
-      </w:pPr>
-      <w:r>
-        <w:rPr>
-          <w:color w:val="000000" w:themeColor="text1"/>
+          <w:spacing w:val="-1"/>
+          <w:sz w:val="26"/>
+          <w:szCs w:val="26"/>
+        </w:rPr>
+      </w:pPr>
+      <w:r>
+        <w:rPr>
+          <w:bCs/>
+          <w:spacing w:val="-1"/>
+          <w:sz w:val="26"/>
+          <w:szCs w:val="26"/>
+        </w:rPr>
+        <w:t>2.1.3.</w:t>
+      </w:r>
+      <w:r>
+        <w:rPr>
+          <w:spacing w:val="-1"/>
+          <w:sz w:val="26"/>
+          <w:szCs w:val="26"/>
+        </w:rPr>
+        <w:t> </w:t>
+      </w:r>
+      <w:r>
+        <w:rPr>
+          <w:spacing w:val="-1"/>
+          <w:sz w:val="26"/>
+          <w:szCs w:val="26"/>
+        </w:rPr>
+        <w:t>Главный специалист</w:t>
+      </w:r>
+      <w:r>
+        <w:rPr>
+          <w:spacing w:val="-1"/>
+          <w:sz w:val="26"/>
+          <w:szCs w:val="26"/>
+        </w:rPr>
+        <w:t xml:space="preserve"> осуществляет проверку корректности формирования позиций Сметы контракта (Ведомости объемов и стоимости работ) при их объединении (укрупнении) или детализации (разукрупнении), а при необходимости самостоятельно выполняет указанные операции. В рамках данной работы:</w:t>
+      </w:r>
+    </w:p>
+    <w:p>
+      <w:pPr>
+        <w:pStyle w:val="a3"/>
+        <w:numPr>
+          <w:ilvl w:val="0"/>
+          <w:numId w:val="8"/>
+        </w:numPr>
+        <w:shd w:val="clear" w:color="auto" w:fill="FFFFFF"/>
+        <w:spacing w:line="298" w:lineRule="exact"/>
+        <w:ind w:left="0" w:firstLine="709"/>
+        <w:jc w:val="both"/>
+        <w:rPr>
+          <w:spacing w:val="-1"/>
+          <w:sz w:val="26"/>
+          <w:szCs w:val="26"/>
+        </w:rPr>
+      </w:pPr>
+      <w:r>
+        <w:rPr>
+          <w:spacing w:val="-1"/>
+          <w:sz w:val="26"/>
+          <w:szCs w:val="26"/>
+        </w:rPr>
+        <w:t>сверяет состав и объемы работ в укрупненных или разукрупненных позициях с исходными локальными сметами (сметными расчетами);</w:t>
+      </w:r>
+    </w:p>
+    <w:p>
+      <w:pPr>
+        <w:pStyle w:val="a3"/>
+        <w:numPr>
+          <w:ilvl w:val="0"/>
+          <w:numId w:val="8"/>
+        </w:numPr>
+        <w:shd w:val="clear" w:color="auto" w:fill="FFFFFF"/>
+        <w:spacing w:line="298" w:lineRule="exact"/>
+        <w:ind w:left="0" w:firstLine="709"/>
+        <w:jc w:val="both"/>
+        <w:rPr>
+          <w:spacing w:val="-1"/>
+          <w:sz w:val="26"/>
+          <w:szCs w:val="26"/>
+        </w:rPr>
+      </w:pPr>
+      <w:r>
+        <w:rPr>
+          <w:spacing w:val="-1"/>
+          <w:sz w:val="26"/>
+          <w:szCs w:val="26"/>
+        </w:rPr>
+        <w:t>проверяет, что суммарная стоимость детализированных (разукрупненных) позиций не превышает стоимость исходного конструктивного элемента или комплекса работ;</w:t>
+      </w:r>
+    </w:p>
+    <w:p>
+      <w:pPr>
+        <w:pStyle w:val="a3"/>
+        <w:numPr>
+          <w:ilvl w:val="0"/>
+          <w:numId w:val="8"/>
+        </w:numPr>
+        <w:shd w:val="clear" w:color="auto" w:fill="FFFFFF"/>
+        <w:spacing w:line="298" w:lineRule="exact"/>
+        <w:ind w:left="0" w:firstLine="709"/>
+        <w:jc w:val="both"/>
+        <w:rPr>
+          <w:spacing w:val="-1"/>
+          <w:sz w:val="26"/>
+          <w:szCs w:val="26"/>
+        </w:rPr>
+      </w:pPr>
+      <w:r>
+        <w:rPr>
+          <w:spacing w:val="-1"/>
+          <w:sz w:val="26"/>
+          <w:szCs w:val="26"/>
+        </w:rPr>
+        <w:t>проверяет, что стоимость объединенной (укрупненной) позиции соответствует сумме стоимостей исходных позиций, включенных в данное укрупнение.</w:t>
+      </w:r>
+    </w:p>
+    <w:p>
+      <w:pPr>
+        <w:shd w:val="clear" w:color="auto" w:fill="FFFFFF"/>
+        <w:spacing w:line="298" w:lineRule="exact"/>
+        <w:ind w:firstLine="709"/>
+        <w:jc w:val="both"/>
+        <w:rPr>
+          <w:spacing w:val="-1"/>
+          <w:sz w:val="26"/>
+          <w:szCs w:val="26"/>
+        </w:rPr>
+      </w:pPr>
+      <w:r>
+        <w:rPr>
+          <w:bCs/>
+          <w:spacing w:val="-1"/>
+          <w:sz w:val="26"/>
+          <w:szCs w:val="26"/>
+        </w:rPr>
+        <w:t>2.1.4.</w:t>
+      </w:r>
+      <w:r>
+        <w:rPr>
+          <w:spacing w:val="-1"/>
+          <w:sz w:val="26"/>
+          <w:szCs w:val="26"/>
+        </w:rPr>
+        <w:t> </w:t>
+      </w:r>
+      <w:r>
+        <w:rPr>
+          <w:spacing w:val="-1"/>
+          <w:sz w:val="26"/>
+          <w:szCs w:val="26"/>
+        </w:rPr>
+        <w:t>Главный специалист</w:t>
+      </w:r>
+      <w:r>
+        <w:rPr>
+          <w:spacing w:val="-1"/>
+          <w:sz w:val="26"/>
+          <w:szCs w:val="26"/>
+        </w:rPr>
+        <w:t xml:space="preserve"> осуществляет проверку корректности внесения изменений в Смету контракта (Ведомость объемов и стоимости работ) при корректировке объемов работ, замене материалов или корректировке видов работ внутри конструктивного элемента, а при необходимости самостоятельно выполняет указанные операции. В рамках данной работы:</w:t>
+      </w:r>
+    </w:p>
+    <w:p>
+      <w:pPr>
+        <w:pStyle w:val="a3"/>
+        <w:numPr>
+          <w:ilvl w:val="0"/>
+          <w:numId w:val="8"/>
+        </w:numPr>
+        <w:shd w:val="clear" w:color="auto" w:fill="FFFFFF"/>
+        <w:spacing w:line="298" w:lineRule="exact"/>
+        <w:ind w:left="0" w:firstLine="709"/>
+        <w:jc w:val="both"/>
+        <w:rPr>
+          <w:spacing w:val="-1"/>
+          <w:sz w:val="26"/>
+          <w:szCs w:val="26"/>
+        </w:rPr>
+      </w:pPr>
+      <w:r>
+        <w:rPr>
+          <w:spacing w:val="-1"/>
+          <w:sz w:val="26"/>
+          <w:szCs w:val="26"/>
+        </w:rPr>
+        <w:t>при изменении объемов работ проверяет пересчет общей стоимости исходя из неизменной цены за единицу измерения, установленной в Смете контракта, а также проверяет сопоставительную ведомость отпавших и дополнительных работ на соответствие Смете контракта и корректность арифметических расчетов;</w:t>
+      </w:r>
+    </w:p>
+    <w:p>
+      <w:pPr>
+        <w:pStyle w:val="a3"/>
+        <w:numPr>
+          <w:ilvl w:val="0"/>
+          <w:numId w:val="8"/>
+        </w:numPr>
+        <w:shd w:val="clear" w:color="auto" w:fill="FFFFFF"/>
+        <w:spacing w:line="298" w:lineRule="exact"/>
+        <w:ind w:left="0" w:firstLine="709"/>
+        <w:jc w:val="both"/>
+        <w:rPr>
+          <w:spacing w:val="-1"/>
+          <w:sz w:val="26"/>
+          <w:szCs w:val="26"/>
+        </w:rPr>
+      </w:pPr>
+      <w:r>
+        <w:rPr>
+          <w:spacing w:val="-1"/>
+          <w:sz w:val="26"/>
+          <w:szCs w:val="26"/>
+        </w:rPr>
+        <w:t>при замене материалов или корректировке видов работ внутри конструктивного элемента проверяет правильность определения стоимости таких работ с учетом утвержденной сметной документации и условий заключенного контракта.</w:t>
+      </w:r>
+    </w:p>
+    <w:p>
+      <w:pPr>
+        <w:pStyle w:val="a3"/>
+        <w:shd w:val="clear" w:color="auto" w:fill="FFFFFF"/>
+        <w:spacing w:line="298" w:lineRule="exact"/>
+        <w:ind w:left="0" w:firstLine="709"/>
+        <w:jc w:val="both"/>
+        <w:rPr>
+          <w:spacing w:val="-1"/>
+          <w:sz w:val="26"/>
+          <w:szCs w:val="26"/>
+        </w:rPr>
+      </w:pPr>
+      <w:r>
+        <w:rPr>
+          <w:spacing w:val="-1"/>
+          <w:sz w:val="26"/>
+          <w:szCs w:val="26"/>
+        </w:rPr>
+        <w:t xml:space="preserve">2.1.5. </w:t>
+      </w:r>
+      <w:r>
+        <w:rPr>
+          <w:bCs/>
+          <w:spacing w:val="-1"/>
+          <w:sz w:val="26"/>
+          <w:szCs w:val="26"/>
+        </w:rPr>
+        <w:t>Главный специалист</w:t>
+      </w:r>
+      <w:r>
+        <w:rPr>
+          <w:bCs/>
+          <w:spacing w:val="-1"/>
+          <w:sz w:val="26"/>
+          <w:szCs w:val="26"/>
+        </w:rPr>
+        <w:t xml:space="preserve"> осуществляет проверку корректности применения индексов фактической и прогнозной инфляции в проекте Сметы контракта (Ведомости объемов и стоимости работ), а при необходимости самостоятельно формирует указанные индексы исходя из начальной (максимальной) цены контракта и применяет их при составлении Сметы контракта (Ведомости объемов и стоимости работ).</w:t>
+      </w:r>
+    </w:p>
+    <w:p>
+      <w:pPr>
+        <w:shd w:val="clear" w:color="auto" w:fill="FFFFFF"/>
+        <w:spacing w:line="298" w:lineRule="exact"/>
+        <w:ind w:firstLine="709"/>
+        <w:jc w:val="both"/>
+        <w:rPr>
+          <w:spacing w:val="-1"/>
+          <w:sz w:val="26"/>
+          <w:szCs w:val="26"/>
+        </w:rPr>
+      </w:pPr>
+      <w:r>
+        <w:rPr>
+          <w:bCs/>
+          <w:spacing w:val="-1"/>
+          <w:sz w:val="26"/>
+          <w:szCs w:val="26"/>
+        </w:rPr>
+        <w:t>2.1.6</w:t>
+      </w:r>
+      <w:r>
+        <w:rPr>
+          <w:bCs/>
+          <w:spacing w:val="-1"/>
+          <w:sz w:val="26"/>
+          <w:szCs w:val="26"/>
+        </w:rPr>
+        <w:t>.</w:t>
+      </w:r>
+      <w:r>
+        <w:rPr>
+          <w:spacing w:val="-1"/>
+          <w:sz w:val="26"/>
+          <w:szCs w:val="26"/>
+        </w:rPr>
+        <w:t> </w:t>
+      </w:r>
+      <w:r>
+        <w:rPr>
+          <w:spacing w:val="-1"/>
+          <w:sz w:val="26"/>
+          <w:szCs w:val="26"/>
+        </w:rPr>
+        <w:t>Главный специалист</w:t>
+      </w:r>
+      <w:r>
+        <w:rPr>
+          <w:spacing w:val="-1"/>
+          <w:sz w:val="26"/>
+          <w:szCs w:val="26"/>
+        </w:rPr>
+        <w:t xml:space="preserve"> осуществляет проверку правильности распределения прочих и лимитированных затрат (временные здания и сооружения, зимнее удорожание, непредвиденные расходы и т.д.) в Смете контракта (Ведомости объемов и стоимости работ) на соответствие решениям, принятым в сводном сметном расчете при определении начальной (максимальной) цены контракта.</w:t>
+      </w:r>
+    </w:p>
+    <w:p>
+      <w:pPr>
+        <w:shd w:val="clear" w:color="auto" w:fill="FFFFFF"/>
+        <w:spacing w:line="298" w:lineRule="exact"/>
+        <w:ind w:firstLine="709"/>
+        <w:jc w:val="both"/>
+        <w:rPr>
+          <w:bCs/>
+          <w:spacing w:val="-1"/>
+          <w:sz w:val="26"/>
+          <w:szCs w:val="26"/>
+        </w:rPr>
+      </w:pPr>
+      <w:r>
+        <w:rPr>
+          <w:spacing w:val="-1"/>
+          <w:sz w:val="26"/>
+          <w:szCs w:val="26"/>
+        </w:rPr>
+        <w:t>2.1.7.</w:t>
+      </w:r>
+      <w:r>
+        <w:rPr>
+          <w:bCs/>
+          <w:spacing w:val="-1"/>
+          <w:sz w:val="26"/>
+          <w:szCs w:val="26"/>
+        </w:rPr>
+        <w:t> Главный специалист визирует Сметы контрактов (Ведомости объемов и стоимости работ) при подготовке к проведению закупочных процедур, а также при внесении изменений в действующие Сметы контрактов (Ведомости объемов и стоимости работ), включая сопоставительные ведомости отпавших и дополнительных работ, после проведения их проверки и устранения выявленных замечаний.</w:t>
+      </w:r>
+    </w:p>
+    <w:p>
+      <w:pPr>
+        <w:shd w:val="clear" w:color="auto" w:fill="FFFFFF"/>
+        <w:spacing w:before="240" w:line="298" w:lineRule="exact"/>
+        <w:ind w:firstLine="709"/>
+        <w:jc w:val="both"/>
+        <w:rPr>
+          <w:spacing w:val="-1"/>
+          <w:sz w:val="26"/>
+          <w:szCs w:val="26"/>
+        </w:rPr>
+      </w:pPr>
+      <w:r>
+        <w:rPr>
+          <w:b/>
+          <w:bCs/>
+          <w:spacing w:val="-1"/>
+          <w:sz w:val="26"/>
+          <w:szCs w:val="26"/>
+        </w:rPr>
+        <w:t xml:space="preserve">2.2. </w:t>
+      </w:r>
+      <w:r>
+        <w:rPr>
+          <w:b/>
+          <w:bCs/>
+          <w:spacing w:val="-1"/>
+          <w:sz w:val="26"/>
+          <w:szCs w:val="26"/>
+        </w:rPr>
+        <w:t>Проверка актов о приемке выполненных работ (форма КС-2)</w:t>
+      </w:r>
+    </w:p>
+    <w:p>
+      <w:pPr>
+        <w:shd w:val="clear" w:color="auto" w:fill="FFFFFF"/>
+        <w:spacing w:line="298" w:lineRule="exact"/>
+        <w:ind w:firstLine="709"/>
+        <w:jc w:val="both"/>
+        <w:rPr>
+          <w:spacing w:val="-1"/>
+          <w:sz w:val="26"/>
+          <w:szCs w:val="26"/>
+        </w:rPr>
+      </w:pPr>
+      <w:r>
+        <w:rPr>
+          <w:bCs/>
+          <w:spacing w:val="-1"/>
+          <w:sz w:val="26"/>
+          <w:szCs w:val="26"/>
+        </w:rPr>
+        <w:t>2.2.1.</w:t>
+      </w:r>
+      <w:r>
+        <w:rPr>
+          <w:spacing w:val="-1"/>
+          <w:sz w:val="26"/>
+          <w:szCs w:val="26"/>
+        </w:rPr>
+        <w:t> </w:t>
+      </w:r>
+      <w:r>
+        <w:rPr>
+          <w:spacing w:val="-1"/>
+          <w:sz w:val="26"/>
+          <w:szCs w:val="26"/>
+        </w:rPr>
+        <w:t>Главный специалист</w:t>
+      </w:r>
+      <w:r>
+        <w:rPr>
+          <w:spacing w:val="-1"/>
+          <w:sz w:val="26"/>
+          <w:szCs w:val="26"/>
+        </w:rPr>
+        <w:t xml:space="preserve"> осуществляет проверку актов о приемке выполненных работ (форма КС-2) на предмет соответствия утвержденной Смете контракта </w:t>
+      </w:r>
+      <w:r>
+        <w:rPr>
+          <w:spacing w:val="-1"/>
           <w:sz w:val="26"/>
           <w:szCs w:val="26"/>
         </w:rPr>
         <w:lastRenderedPageBreak/>
-        <w:t>2.</w:t>
-      </w:r>
-      <w:r>
-        <w:rPr>
-          <w:color w:val="000000" w:themeColor="text1"/>
-          <w:sz w:val="26"/>
-          <w:szCs w:val="26"/>
-        </w:rPr>
-        <w:t>4</w:t>
-      </w:r>
-      <w:r>
-        <w:rPr>
-          <w:color w:val="000000" w:themeColor="text1"/>
+        <w:t>(Ведомости объемов и стоимости работ) в действующей редакции. В рамках данной работы:</w:t>
+      </w:r>
+    </w:p>
+    <w:p>
+      <w:pPr>
+        <w:pStyle w:val="a3"/>
+        <w:numPr>
+          <w:ilvl w:val="0"/>
+          <w:numId w:val="9"/>
+        </w:numPr>
+        <w:shd w:val="clear" w:color="auto" w:fill="FFFFFF"/>
+        <w:spacing w:line="298" w:lineRule="exact"/>
+        <w:ind w:left="0" w:firstLine="709"/>
+        <w:jc w:val="both"/>
+        <w:rPr>
+          <w:spacing w:val="-1"/>
+          <w:sz w:val="26"/>
+          <w:szCs w:val="26"/>
+        </w:rPr>
+      </w:pPr>
+      <w:r>
+        <w:rPr>
+          <w:spacing w:val="-1"/>
+          <w:sz w:val="26"/>
+          <w:szCs w:val="26"/>
+        </w:rPr>
+        <w:t>сверяет наименования и единичные расценки позиций, указанных в акте, с позициями Сметы контракта (Ведомости объемов и стоимости работ), не допуская применения расценок, отсутствующих или измененных без соответствующего согласования;</w:t>
+      </w:r>
+    </w:p>
+    <w:p>
+      <w:pPr>
+        <w:pStyle w:val="a3"/>
+        <w:numPr>
+          <w:ilvl w:val="0"/>
+          <w:numId w:val="9"/>
+        </w:numPr>
+        <w:shd w:val="clear" w:color="auto" w:fill="FFFFFF"/>
+        <w:spacing w:line="298" w:lineRule="exact"/>
+        <w:ind w:left="0" w:firstLine="709"/>
+        <w:jc w:val="both"/>
+        <w:rPr>
+          <w:spacing w:val="-1"/>
+          <w:sz w:val="26"/>
+          <w:szCs w:val="26"/>
+        </w:rPr>
+      </w:pPr>
+      <w:r>
+        <w:rPr>
+          <w:spacing w:val="-1"/>
+          <w:sz w:val="26"/>
+          <w:szCs w:val="26"/>
+        </w:rPr>
+        <w:t>проверяет правильность применения коэффициентов, учитывающих инфляцию, а также коэффициента снижения по результатам закупочных процедур (при наличии);</w:t>
+      </w:r>
+    </w:p>
+    <w:p>
+      <w:pPr>
+        <w:pStyle w:val="a3"/>
+        <w:numPr>
+          <w:ilvl w:val="0"/>
+          <w:numId w:val="9"/>
+        </w:numPr>
+        <w:shd w:val="clear" w:color="auto" w:fill="FFFFFF"/>
+        <w:spacing w:line="298" w:lineRule="exact"/>
+        <w:ind w:left="0" w:firstLine="709"/>
+        <w:jc w:val="both"/>
+        <w:rPr>
+          <w:spacing w:val="-1"/>
+          <w:sz w:val="26"/>
+          <w:szCs w:val="26"/>
+        </w:rPr>
+      </w:pPr>
+      <w:r>
+        <w:rPr>
+          <w:spacing w:val="-1"/>
+          <w:sz w:val="26"/>
+          <w:szCs w:val="26"/>
+        </w:rPr>
+        <w:t>проверяет корректность арифметических расчетов: произведение объема на цену за единицу измерения должно соответствовать итоговой стоимости по каждой позиции, а суммы по разделам и итоговые значения — сводиться без расхождений;</w:t>
+      </w:r>
+    </w:p>
+    <w:p>
+      <w:pPr>
+        <w:pStyle w:val="a3"/>
+        <w:numPr>
+          <w:ilvl w:val="0"/>
+          <w:numId w:val="9"/>
+        </w:numPr>
+        <w:shd w:val="clear" w:color="auto" w:fill="FFFFFF"/>
+        <w:spacing w:line="298" w:lineRule="exact"/>
+        <w:ind w:left="0" w:firstLine="709"/>
+        <w:jc w:val="both"/>
+        <w:rPr>
+          <w:spacing w:val="-1"/>
+          <w:sz w:val="26"/>
+          <w:szCs w:val="26"/>
+        </w:rPr>
+      </w:pPr>
+      <w:r>
+        <w:rPr>
+          <w:spacing w:val="-1"/>
+          <w:sz w:val="26"/>
+          <w:szCs w:val="26"/>
+        </w:rPr>
+        <w:t xml:space="preserve">выявляет и устраняет арифметические ошибки, ошибки округления, </w:t>
+      </w:r>
+      <w:proofErr w:type="spellStart"/>
+      <w:r>
+        <w:rPr>
+          <w:spacing w:val="-1"/>
+          <w:sz w:val="26"/>
+          <w:szCs w:val="26"/>
+        </w:rPr>
+        <w:t>задвоение</w:t>
+      </w:r>
+      <w:proofErr w:type="spellEnd"/>
+      <w:r>
+        <w:rPr>
+          <w:spacing w:val="-1"/>
+          <w:sz w:val="26"/>
+          <w:szCs w:val="26"/>
+        </w:rPr>
+        <w:t xml:space="preserve"> позиций и иные расхождения, препятствующие корректной приемке выполненных работ.</w:t>
+      </w:r>
+    </w:p>
+    <w:p>
+      <w:pPr>
+        <w:shd w:val="clear" w:color="auto" w:fill="FFFFFF"/>
+        <w:spacing w:line="298" w:lineRule="exact"/>
+        <w:ind w:firstLine="709"/>
+        <w:jc w:val="both"/>
+        <w:rPr>
+          <w:spacing w:val="-1"/>
+          <w:sz w:val="26"/>
+          <w:szCs w:val="26"/>
+        </w:rPr>
+      </w:pPr>
+      <w:r>
+        <w:rPr>
+          <w:bCs/>
+          <w:spacing w:val="-1"/>
+          <w:sz w:val="26"/>
+          <w:szCs w:val="26"/>
+        </w:rPr>
+        <w:t>2.2.2.</w:t>
+      </w:r>
+      <w:r>
+        <w:rPr>
+          <w:spacing w:val="-1"/>
+          <w:sz w:val="26"/>
+          <w:szCs w:val="26"/>
+        </w:rPr>
+        <w:t> </w:t>
+      </w:r>
+      <w:r>
+        <w:rPr>
+          <w:spacing w:val="-1"/>
+          <w:sz w:val="26"/>
+          <w:szCs w:val="26"/>
+        </w:rPr>
+        <w:t>Главный специалист</w:t>
+      </w:r>
+      <w:r>
+        <w:rPr>
+          <w:spacing w:val="-1"/>
+          <w:sz w:val="26"/>
+          <w:szCs w:val="26"/>
+        </w:rPr>
+        <w:t xml:space="preserve"> при проверке актов выполненных работ обеспечивает сверку с последней утвержденной редакцией Сметы контракта (Ведомости объемов и стоимости работ) с учетом всех внесенных изменений и дополнительных соглашений к контракту.</w:t>
+      </w:r>
+    </w:p>
+    <w:p>
+      <w:pPr>
+        <w:shd w:val="clear" w:color="auto" w:fill="FFFFFF"/>
+        <w:spacing w:line="298" w:lineRule="exact"/>
+        <w:ind w:firstLine="709"/>
+        <w:jc w:val="both"/>
+        <w:rPr>
+          <w:spacing w:val="-1"/>
+          <w:sz w:val="26"/>
+          <w:szCs w:val="26"/>
+        </w:rPr>
+      </w:pPr>
+      <w:r>
+        <w:rPr>
+          <w:bCs/>
+          <w:spacing w:val="-1"/>
+          <w:sz w:val="26"/>
+          <w:szCs w:val="26"/>
+        </w:rPr>
+        <w:t>2.2.3</w:t>
+      </w:r>
+      <w:r>
+        <w:rPr>
+          <w:b/>
+          <w:bCs/>
+          <w:spacing w:val="-1"/>
           <w:sz w:val="26"/>
           <w:szCs w:val="26"/>
         </w:rPr>
@@ -955,7 +1679,93 @@
       </w:r>
       <w:r>
         <w:rPr>
-          <w:color w:val="000000" w:themeColor="text1"/>
+          <w:spacing w:val="-1"/>
+          <w:sz w:val="26"/>
+          <w:szCs w:val="26"/>
+        </w:rPr>
+        <w:t> </w:t>
+      </w:r>
+      <w:r>
+        <w:rPr>
+          <w:spacing w:val="-1"/>
+          <w:sz w:val="26"/>
+          <w:szCs w:val="26"/>
+        </w:rPr>
+        <w:t>Главный специалист</w:t>
+      </w:r>
+      <w:r>
+        <w:rPr>
+          <w:spacing w:val="-1"/>
+          <w:sz w:val="26"/>
+          <w:szCs w:val="26"/>
+        </w:rPr>
+        <w:t xml:space="preserve"> по результатам проверки актов о приемке выполненных работ (форма КС-2) визирует их при отсутствии замечаний либо направляет замечания начальнику отдела для последующего урегулировани</w:t>
+      </w:r>
+      <w:r>
+        <w:rPr>
+          <w:spacing w:val="-1"/>
+          <w:sz w:val="26"/>
+          <w:szCs w:val="26"/>
+        </w:rPr>
+        <w:t>я.</w:t>
+      </w:r>
+    </w:p>
+    <w:p>
+      <w:pPr>
+        <w:shd w:val="clear" w:color="auto" w:fill="FFFFFF"/>
+        <w:spacing w:line="298" w:lineRule="exact"/>
+        <w:ind w:firstLine="709"/>
+        <w:jc w:val="both"/>
+        <w:rPr>
+          <w:bCs/>
+          <w:spacing w:val="-1"/>
+          <w:sz w:val="26"/>
+          <w:szCs w:val="26"/>
+        </w:rPr>
+      </w:pPr>
+      <w:r>
+        <w:rPr>
+          <w:spacing w:val="-1"/>
+          <w:sz w:val="26"/>
+          <w:szCs w:val="26"/>
+        </w:rPr>
+        <w:t>2.2.4.</w:t>
+      </w:r>
+      <w:r>
+        <w:rPr>
+          <w:bCs/>
+          <w:spacing w:val="-1"/>
+          <w:sz w:val="26"/>
+          <w:szCs w:val="26"/>
+        </w:rPr>
+        <w:t> Главный специалист визирует заключения экспертизы выполненных работ (оказанных услуг) в случаях, когда проведение такой экспертизы предусмотрено условиями контракта или требованиями законодательства, после проверки соответствия выводов экспертизы фактическим данным о выполненных работах и Смете контракта (Ведомости объемов и стоимости работ).</w:t>
+      </w:r>
+    </w:p>
+    <w:p>
+      <w:pPr>
+        <w:shd w:val="clear" w:color="auto" w:fill="FFFFFF"/>
+        <w:spacing w:before="240" w:line="298" w:lineRule="exact"/>
+        <w:ind w:firstLine="709"/>
+        <w:jc w:val="both"/>
+        <w:rPr>
+          <w:bCs/>
+          <w:spacing w:val="-1"/>
+          <w:sz w:val="26"/>
+          <w:szCs w:val="26"/>
+        </w:rPr>
+      </w:pPr>
+      <w:r>
+        <w:rPr>
+          <w:b/>
+          <w:spacing w:val="-1"/>
+          <w:sz w:val="26"/>
+          <w:szCs w:val="26"/>
+        </w:rPr>
+        <w:t>2.3.</w:t>
+      </w:r>
+      <w:r>
+        <w:rPr>
+          <w:spacing w:val="-1"/>
           <w:sz w:val="26"/>
           <w:szCs w:val="26"/>
         </w:rPr>
@@ -963,512 +1773,343 @@
       </w:r>
       <w:r>
         <w:rPr>
-          <w:sz w:val="26"/>
-          <w:szCs w:val="26"/>
-        </w:rPr>
-        <w:t>Главный специалист осуществляет проверку соответствия выполнения обязательств контрагентов по контрактам в части проверки соответствия актов выполненных работ сметной документации (расчетам) согласно заключенных контрактов.</w:t>
-      </w:r>
-    </w:p>
-    <w:p>
-      <w:pPr>
-        <w:suppressAutoHyphens/>
+          <w:b/>
+          <w:spacing w:val="-1"/>
+          <w:sz w:val="26"/>
+          <w:szCs w:val="26"/>
+        </w:rPr>
+        <w:t>Составление и проверка локальных смет и калькуляций на работы по содержанию автомобильных дорог</w:t>
+      </w:r>
+    </w:p>
+    <w:p>
+      <w:pPr>
+        <w:shd w:val="clear" w:color="auto" w:fill="FFFFFF"/>
+        <w:spacing w:line="298" w:lineRule="exact"/>
         <w:ind w:firstLine="709"/>
         <w:jc w:val="both"/>
         <w:rPr>
-          <w:sz w:val="26"/>
-          <w:szCs w:val="26"/>
-        </w:rPr>
-      </w:pPr>
-      <w:r>
-        <w:rPr>
-          <w:sz w:val="26"/>
-          <w:szCs w:val="26"/>
-        </w:rPr>
-        <w:t>2.5. Главный специалист участвует, по поручению начальника отдела, в подготовке обоснования затрат для включения объектов дорожно-мостового хозяйства (строительства, реконструкции, капитального ремонта, ремонта и т.п.) в федеральные и региональные программы.</w:t>
-      </w:r>
-    </w:p>
-    <w:p>
-      <w:pPr>
-        <w:pStyle w:val="a4"/>
-        <w:spacing w:before="0" w:beforeAutospacing="0" w:after="0" w:afterAutospacing="0"/>
+          <w:bCs/>
+          <w:spacing w:val="-1"/>
+          <w:sz w:val="26"/>
+          <w:szCs w:val="26"/>
+        </w:rPr>
+      </w:pPr>
+      <w:r>
+        <w:rPr>
+          <w:spacing w:val="-1"/>
+          <w:sz w:val="26"/>
+          <w:szCs w:val="26"/>
+        </w:rPr>
+        <w:t>2.3.1.</w:t>
+      </w:r>
+      <w:r>
+        <w:rPr>
+          <w:bCs/>
+          <w:spacing w:val="-1"/>
+          <w:sz w:val="26"/>
+          <w:szCs w:val="26"/>
+        </w:rPr>
+        <w:t> </w:t>
+      </w:r>
+      <w:r>
+        <w:rPr>
+          <w:bCs/>
+          <w:spacing w:val="-1"/>
+          <w:sz w:val="26"/>
+          <w:szCs w:val="26"/>
+        </w:rPr>
+        <w:t>Главный специалист</w:t>
+      </w:r>
+      <w:r>
+        <w:rPr>
+          <w:bCs/>
+          <w:spacing w:val="-1"/>
+          <w:sz w:val="26"/>
+          <w:szCs w:val="26"/>
+        </w:rPr>
+        <w:t xml:space="preserve"> осуществляет разработку локальных смет, сметных расчетов и калькуляций на выполнение работ по содержанию автомобильных дорог регионального и межмуниципального значения и искусственных сооружений на них, руководствуясь дей</w:t>
+      </w:r>
+      <w:r>
+        <w:rPr>
+          <w:bCs/>
+          <w:spacing w:val="-1"/>
+          <w:sz w:val="26"/>
+          <w:szCs w:val="26"/>
+        </w:rPr>
+        <w:t>ствующими сметными нормативами</w:t>
+      </w:r>
+      <w:r>
+        <w:rPr>
+          <w:bCs/>
+          <w:spacing w:val="-1"/>
+          <w:sz w:val="26"/>
+          <w:szCs w:val="26"/>
+        </w:rPr>
+        <w:t>, индексами изменения сметной стоимости, а также иными нормативными правовыми актами и методическими документами, регулирующими вопросы ценообразования и сметного нормирования в строительстве, в том числе Приказом Минстроя России от 04.08.2020 № 421/</w:t>
+      </w:r>
+      <w:proofErr w:type="spellStart"/>
+      <w:r>
+        <w:rPr>
+          <w:bCs/>
+          <w:spacing w:val="-1"/>
+          <w:sz w:val="26"/>
+          <w:szCs w:val="26"/>
+        </w:rPr>
+        <w:t>пр</w:t>
+      </w:r>
+      <w:proofErr w:type="spellEnd"/>
+      <w:r>
+        <w:rPr>
+          <w:bCs/>
+          <w:spacing w:val="-1"/>
+          <w:sz w:val="26"/>
+          <w:szCs w:val="26"/>
+        </w:rPr>
+        <w:t>, и данными федеральной государственной информационной системы ценообразования в строительстве (ФГИС ЦС).</w:t>
+      </w:r>
+    </w:p>
+    <w:p>
+      <w:pPr>
+        <w:shd w:val="clear" w:color="auto" w:fill="FFFFFF"/>
+        <w:spacing w:line="298" w:lineRule="exact"/>
         <w:ind w:firstLine="709"/>
         <w:jc w:val="both"/>
         <w:rPr>
-          <w:color w:val="000000" w:themeColor="text1"/>
-          <w:sz w:val="26"/>
-          <w:szCs w:val="26"/>
-        </w:rPr>
-      </w:pPr>
-      <w:r>
-        <w:rPr>
-          <w:color w:val="000000" w:themeColor="text1"/>
-          <w:sz w:val="26"/>
-          <w:szCs w:val="26"/>
-        </w:rPr>
-        <w:t xml:space="preserve">2.6. </w:t>
-      </w:r>
-      <w:r>
-        <w:rPr>
-          <w:color w:val="000000" w:themeColor="text1"/>
-          <w:sz w:val="26"/>
-          <w:szCs w:val="26"/>
-        </w:rPr>
-        <w:t xml:space="preserve">Главный специалист осуществляет </w:t>
-      </w:r>
-      <w:r>
-        <w:rPr>
-          <w:color w:val="000000" w:themeColor="text1"/>
-          <w:sz w:val="26"/>
-          <w:szCs w:val="26"/>
-        </w:rPr>
-        <w:t>расчет</w:t>
-      </w:r>
-      <w:r>
-        <w:rPr>
-          <w:color w:val="000000" w:themeColor="text1"/>
-          <w:sz w:val="26"/>
-          <w:szCs w:val="26"/>
-        </w:rPr>
-        <w:t xml:space="preserve"> и </w:t>
-      </w:r>
-      <w:r>
-        <w:rPr>
-          <w:color w:val="000000" w:themeColor="text1"/>
-          <w:sz w:val="26"/>
-          <w:szCs w:val="26"/>
-        </w:rPr>
-        <w:t>обоснование</w:t>
-      </w:r>
-      <w:r>
-        <w:rPr>
-          <w:color w:val="000000" w:themeColor="text1"/>
-          <w:sz w:val="26"/>
-          <w:szCs w:val="26"/>
-        </w:rPr>
-        <w:t xml:space="preserve"> начальной</w:t>
-      </w:r>
-      <w:r>
-        <w:rPr>
-          <w:color w:val="000000" w:themeColor="text1"/>
-          <w:sz w:val="26"/>
-          <w:szCs w:val="26"/>
-        </w:rPr>
-        <w:t xml:space="preserve"> (максимальной)</w:t>
-      </w:r>
-      <w:r>
-        <w:rPr>
-          <w:color w:val="000000" w:themeColor="text1"/>
-          <w:sz w:val="26"/>
-          <w:szCs w:val="26"/>
-        </w:rPr>
-        <w:t xml:space="preserve"> цен</w:t>
-      </w:r>
-      <w:r>
-        <w:rPr>
-          <w:color w:val="000000" w:themeColor="text1"/>
-          <w:sz w:val="26"/>
-          <w:szCs w:val="26"/>
-        </w:rPr>
-        <w:t>ы</w:t>
-      </w:r>
-      <w:r>
-        <w:rPr>
-          <w:color w:val="000000" w:themeColor="text1"/>
-          <w:sz w:val="26"/>
-          <w:szCs w:val="26"/>
-        </w:rPr>
-        <w:t xml:space="preserve"> контракта</w:t>
-      </w:r>
-      <w:r>
-        <w:rPr>
-          <w:color w:val="000000" w:themeColor="text1"/>
-          <w:sz w:val="26"/>
-          <w:szCs w:val="26"/>
-        </w:rPr>
-        <w:t xml:space="preserve"> (далее – НМЦК), необходимых для заключения контрактов,</w:t>
-      </w:r>
-      <w:r>
-        <w:rPr>
-          <w:color w:val="000000" w:themeColor="text1"/>
-          <w:sz w:val="26"/>
-          <w:szCs w:val="26"/>
-        </w:rPr>
-        <w:t xml:space="preserve"> </w:t>
-      </w:r>
-      <w:r>
-        <w:rPr>
-          <w:color w:val="000000" w:themeColor="text1"/>
-          <w:sz w:val="26"/>
-          <w:szCs w:val="26"/>
-        </w:rPr>
-        <w:t>для</w:t>
-      </w:r>
-      <w:r>
-        <w:rPr>
-          <w:color w:val="000000" w:themeColor="text1"/>
-          <w:sz w:val="26"/>
-          <w:szCs w:val="26"/>
-        </w:rPr>
-        <w:t xml:space="preserve"> проведени</w:t>
-      </w:r>
-      <w:r>
-        <w:rPr>
-          <w:color w:val="000000" w:themeColor="text1"/>
-          <w:sz w:val="26"/>
-          <w:szCs w:val="26"/>
-        </w:rPr>
-        <w:t xml:space="preserve">я </w:t>
-      </w:r>
-      <w:r>
-        <w:rPr>
-          <w:color w:val="000000" w:themeColor="text1"/>
-          <w:sz w:val="26"/>
-          <w:szCs w:val="26"/>
-        </w:rPr>
-        <w:t xml:space="preserve">конкурентных </w:t>
-      </w:r>
-      <w:r>
-        <w:rPr>
-          <w:color w:val="000000" w:themeColor="text1"/>
-          <w:sz w:val="26"/>
-          <w:szCs w:val="26"/>
-        </w:rPr>
-        <w:t xml:space="preserve">процедур </w:t>
-      </w:r>
-      <w:r>
-        <w:rPr>
-          <w:color w:val="000000" w:themeColor="text1"/>
-          <w:sz w:val="26"/>
-          <w:szCs w:val="26"/>
-        </w:rPr>
-        <w:t>по определению поставщика (подрядчика, исполнителя)</w:t>
-      </w:r>
-      <w:r>
-        <w:rPr>
-          <w:color w:val="000000" w:themeColor="text1"/>
-          <w:sz w:val="26"/>
-          <w:szCs w:val="26"/>
-        </w:rPr>
-        <w:t xml:space="preserve"> и процедур заключения контрактов в соответствии с</w:t>
-      </w:r>
-      <w:r>
-        <w:rPr>
-          <w:color w:val="000000" w:themeColor="text1"/>
-          <w:sz w:val="26"/>
-          <w:szCs w:val="26"/>
-        </w:rPr>
-        <w:t>о</w:t>
-      </w:r>
-      <w:r>
-        <w:rPr>
-          <w:color w:val="000000" w:themeColor="text1"/>
-          <w:sz w:val="26"/>
-          <w:szCs w:val="26"/>
-        </w:rPr>
-        <w:t xml:space="preserve"> стать</w:t>
-      </w:r>
-      <w:r>
-        <w:rPr>
-          <w:color w:val="000000" w:themeColor="text1"/>
-          <w:sz w:val="26"/>
-          <w:szCs w:val="26"/>
-        </w:rPr>
-        <w:t>ей</w:t>
-      </w:r>
-      <w:r>
-        <w:rPr>
-          <w:color w:val="000000" w:themeColor="text1"/>
-          <w:sz w:val="26"/>
-          <w:szCs w:val="26"/>
-        </w:rPr>
-        <w:t xml:space="preserve"> 93 44-ФЗ </w:t>
-      </w:r>
-      <w:r>
-        <w:rPr>
-          <w:color w:val="000000" w:themeColor="text1"/>
-          <w:sz w:val="26"/>
-          <w:szCs w:val="26"/>
-        </w:rPr>
-        <w:t xml:space="preserve">Федерального закона от 5 апреля 2013 г. № 44-ФЗ </w:t>
-      </w:r>
-      <w:r>
-        <w:rPr>
-          <w:color w:val="000000" w:themeColor="text1"/>
-          <w:sz w:val="26"/>
-          <w:szCs w:val="26"/>
-        </w:rPr>
-        <w:t>«</w:t>
-      </w:r>
-      <w:r>
-        <w:rPr>
-          <w:color w:val="000000" w:themeColor="text1"/>
-          <w:sz w:val="26"/>
-          <w:szCs w:val="26"/>
-        </w:rPr>
-        <w:t xml:space="preserve">О контрактной системе в сфере закупок товаров, работ, услуг для обеспечения государственных и муниципальных нужд» </w:t>
-      </w:r>
-      <w:r>
-        <w:rPr>
-          <w:color w:val="000000" w:themeColor="text1"/>
-          <w:sz w:val="26"/>
-          <w:szCs w:val="26"/>
-        </w:rPr>
-        <w:t>(</w:t>
-      </w:r>
-      <w:r>
-        <w:rPr>
-          <w:color w:val="000000" w:themeColor="text1"/>
-          <w:sz w:val="26"/>
-          <w:szCs w:val="26"/>
-        </w:rPr>
-        <w:t xml:space="preserve">далее – </w:t>
-      </w:r>
-      <w:r>
-        <w:rPr>
-          <w:color w:val="000000" w:themeColor="text1"/>
-          <w:sz w:val="26"/>
-          <w:szCs w:val="26"/>
-        </w:rPr>
-        <w:t>Федеральный закон в сфере закупок).</w:t>
-      </w:r>
-    </w:p>
-    <w:p>
-      <w:pPr>
-        <w:pStyle w:val="a4"/>
-        <w:spacing w:before="0" w:beforeAutospacing="0" w:after="0" w:afterAutospacing="0"/>
+          <w:bCs/>
+          <w:spacing w:val="-1"/>
+          <w:sz w:val="26"/>
+          <w:szCs w:val="26"/>
+        </w:rPr>
+      </w:pPr>
+      <w:r>
+        <w:rPr>
+          <w:spacing w:val="-1"/>
+          <w:sz w:val="26"/>
+          <w:szCs w:val="26"/>
+        </w:rPr>
+        <w:t>2.3.2.</w:t>
+      </w:r>
+      <w:r>
+        <w:rPr>
+          <w:bCs/>
+          <w:spacing w:val="-1"/>
+          <w:sz w:val="26"/>
+          <w:szCs w:val="26"/>
+        </w:rPr>
+        <w:t> </w:t>
+      </w:r>
+      <w:r>
+        <w:rPr>
+          <w:bCs/>
+          <w:spacing w:val="-1"/>
+          <w:sz w:val="26"/>
+          <w:szCs w:val="26"/>
+        </w:rPr>
+        <w:t>Главный специалист</w:t>
+      </w:r>
+      <w:r>
+        <w:rPr>
+          <w:bCs/>
+          <w:spacing w:val="-1"/>
+          <w:sz w:val="26"/>
+          <w:szCs w:val="26"/>
+        </w:rPr>
+        <w:t xml:space="preserve"> при разработке локальных смет и калькуляций выполняет подбор и обоснова</w:t>
+      </w:r>
+      <w:r>
+        <w:rPr>
+          <w:bCs/>
+          <w:spacing w:val="-1"/>
+          <w:sz w:val="26"/>
+          <w:szCs w:val="26"/>
+        </w:rPr>
+        <w:t xml:space="preserve">ние сметных норм из федеральных </w:t>
+      </w:r>
+      <w:r>
+        <w:rPr>
+          <w:bCs/>
+          <w:spacing w:val="-1"/>
+          <w:sz w:val="26"/>
+          <w:szCs w:val="26"/>
+        </w:rPr>
+        <w:t>сборников государственных эл</w:t>
+      </w:r>
+      <w:r>
+        <w:rPr>
+          <w:bCs/>
+          <w:spacing w:val="-1"/>
+          <w:sz w:val="26"/>
+          <w:szCs w:val="26"/>
+        </w:rPr>
+        <w:t>ементных сметных норм (ГЭСН).</w:t>
+      </w:r>
+    </w:p>
+    <w:p>
+      <w:pPr>
+        <w:shd w:val="clear" w:color="auto" w:fill="FFFFFF"/>
+        <w:spacing w:line="298" w:lineRule="exact"/>
         <w:ind w:firstLine="709"/>
         <w:jc w:val="both"/>
         <w:rPr>
-          <w:sz w:val="26"/>
-          <w:szCs w:val="26"/>
-        </w:rPr>
-      </w:pPr>
-      <w:r>
-        <w:rPr>
-          <w:sz w:val="26"/>
-          <w:szCs w:val="26"/>
-        </w:rPr>
-        <w:t xml:space="preserve">2.7. </w:t>
-      </w:r>
-      <w:r>
-        <w:rPr>
-          <w:sz w:val="26"/>
-          <w:szCs w:val="26"/>
-        </w:rPr>
-        <w:t xml:space="preserve">Главный специалист </w:t>
-      </w:r>
-      <w:r>
-        <w:rPr>
-          <w:sz w:val="26"/>
-          <w:szCs w:val="26"/>
-        </w:rPr>
-        <w:t>производит р</w:t>
-      </w:r>
-      <w:r>
-        <w:rPr>
-          <w:sz w:val="26"/>
-          <w:szCs w:val="26"/>
-        </w:rPr>
-        <w:t>асчеты</w:t>
-      </w:r>
-      <w:r>
-        <w:rPr>
-          <w:sz w:val="26"/>
-          <w:szCs w:val="26"/>
-        </w:rPr>
-        <w:t xml:space="preserve"> и обоснование </w:t>
-      </w:r>
-      <w:r>
-        <w:rPr>
-          <w:sz w:val="26"/>
-          <w:szCs w:val="26"/>
-        </w:rPr>
-        <w:t>НМЦК</w:t>
-      </w:r>
-      <w:r>
-        <w:rPr>
-          <w:sz w:val="26"/>
-          <w:szCs w:val="26"/>
-        </w:rPr>
-        <w:t xml:space="preserve">, в соответствии </w:t>
-      </w:r>
-      <w:r>
-        <w:rPr>
-          <w:sz w:val="26"/>
-          <w:szCs w:val="26"/>
-        </w:rPr>
-        <w:t>со ст</w:t>
-      </w:r>
-      <w:r>
-        <w:rPr>
-          <w:sz w:val="26"/>
-          <w:szCs w:val="26"/>
-        </w:rPr>
-        <w:t>ать</w:t>
-      </w:r>
-      <w:r>
-        <w:rPr>
-          <w:sz w:val="26"/>
-          <w:szCs w:val="26"/>
-        </w:rPr>
-        <w:t>е</w:t>
-      </w:r>
-      <w:r>
-        <w:rPr>
-          <w:sz w:val="26"/>
-          <w:szCs w:val="26"/>
-        </w:rPr>
-        <w:t>й</w:t>
-      </w:r>
-      <w:r>
-        <w:rPr>
-          <w:sz w:val="26"/>
-          <w:szCs w:val="26"/>
-        </w:rPr>
-        <w:t xml:space="preserve"> 22 </w:t>
-      </w:r>
-      <w:r>
-        <w:rPr>
-          <w:sz w:val="26"/>
-          <w:szCs w:val="26"/>
-        </w:rPr>
-        <w:t xml:space="preserve">Федерального закона в сфере закупок, </w:t>
-      </w:r>
-      <w:r>
-        <w:rPr>
-          <w:sz w:val="26"/>
-          <w:szCs w:val="26"/>
-        </w:rPr>
-        <w:t xml:space="preserve">Порядками и </w:t>
-      </w:r>
-      <w:r>
-        <w:rPr>
-          <w:sz w:val="26"/>
-          <w:szCs w:val="26"/>
-        </w:rPr>
-        <w:t>М</w:t>
-      </w:r>
-      <w:r>
-        <w:rPr>
-          <w:sz w:val="26"/>
-          <w:szCs w:val="26"/>
-        </w:rPr>
-        <w:t>етодикой, утверждёнными Приказом Минстроя России от 21.08.2023 № 604/</w:t>
+          <w:bCs/>
+          <w:spacing w:val="-1"/>
+          <w:sz w:val="26"/>
+          <w:szCs w:val="26"/>
+        </w:rPr>
+      </w:pPr>
+      <w:r>
+        <w:rPr>
+          <w:spacing w:val="-1"/>
+          <w:sz w:val="26"/>
+          <w:szCs w:val="26"/>
+        </w:rPr>
+        <w:t>2.3.3.</w:t>
+      </w:r>
+      <w:r>
+        <w:rPr>
+          <w:bCs/>
+          <w:spacing w:val="-1"/>
+          <w:sz w:val="26"/>
+          <w:szCs w:val="26"/>
+        </w:rPr>
+        <w:t> </w:t>
+      </w:r>
+      <w:r>
+        <w:rPr>
+          <w:bCs/>
+          <w:spacing w:val="-1"/>
+          <w:sz w:val="26"/>
+          <w:szCs w:val="26"/>
+        </w:rPr>
+        <w:t>Главный специалист</w:t>
+      </w:r>
+      <w:r>
+        <w:rPr>
+          <w:bCs/>
+          <w:spacing w:val="-1"/>
+          <w:sz w:val="26"/>
+          <w:szCs w:val="26"/>
+        </w:rPr>
+        <w:t xml:space="preserve"> осуществляет разработку сметной документации с применением специализированного программного обеспечения для автоматизации сметных расчетов (</w:t>
       </w:r>
       <w:proofErr w:type="spellStart"/>
       <w:r>
         <w:rPr>
-          <w:sz w:val="26"/>
-          <w:szCs w:val="26"/>
-        </w:rPr>
-        <w:t>пр</w:t>
+          <w:bCs/>
+          <w:spacing w:val="-1"/>
+          <w:sz w:val="26"/>
+          <w:szCs w:val="26"/>
+          <w:lang w:val="en-US"/>
+        </w:rPr>
+        <w:t>Smeta</w:t>
       </w:r>
       <w:proofErr w:type="spellEnd"/>
       <w:r>
         <w:rPr>
-          <w:sz w:val="26"/>
-          <w:szCs w:val="26"/>
-        </w:rPr>
-        <w:t xml:space="preserve"> «Об утверждении порядка определения начальной (максимальной) цены контракта, предметом которого может быть одновременно подготовка проектной документации и (или) выполнение инженерных изысканий, выполнение работ по строительству, реконструкции и (или) капитальному ремонту объекта капитального строительства, цены такого контракта, заключаемого с единственным поставщиком (подрядчиком, исполнителем), методики составления сметы такого контракта и порядка изменения цены такого контракта в случаях, предусмотренных подпунктом </w:t>
-      </w:r>
-      <w:r>
-        <w:rPr>
-          <w:sz w:val="26"/>
-          <w:szCs w:val="26"/>
-        </w:rPr>
-        <w:t>«</w:t>
-      </w:r>
-      <w:r>
-        <w:rPr>
-          <w:sz w:val="26"/>
-          <w:szCs w:val="26"/>
-        </w:rPr>
-        <w:t>а</w:t>
-      </w:r>
-      <w:r>
-        <w:rPr>
-          <w:sz w:val="26"/>
-          <w:szCs w:val="26"/>
-        </w:rPr>
-        <w:t>»</w:t>
-      </w:r>
-      <w:r>
-        <w:rPr>
-          <w:sz w:val="26"/>
-          <w:szCs w:val="26"/>
-        </w:rPr>
-        <w:t xml:space="preserve"> пункта 1 и пунктом 2 части 62 статьи 112 Федерального закона от 5 апреля 2013 г. № 44-ФЗ </w:t>
-      </w:r>
-      <w:r>
-        <w:rPr>
-          <w:sz w:val="26"/>
-          <w:szCs w:val="26"/>
-        </w:rPr>
-        <w:t>«</w:t>
-      </w:r>
-      <w:r>
-        <w:rPr>
-          <w:sz w:val="26"/>
-          <w:szCs w:val="26"/>
-        </w:rPr>
-        <w:t>О контрактной системе в сфере закупок товаров, работ, услуг для обеспечения государственных и муниципальных нужд»</w:t>
-      </w:r>
-      <w:r>
-        <w:rPr>
-          <w:sz w:val="26"/>
-          <w:szCs w:val="26"/>
-        </w:rPr>
-        <w:t xml:space="preserve">, </w:t>
-      </w:r>
-      <w:r>
-        <w:rPr>
-          <w:sz w:val="26"/>
-          <w:szCs w:val="26"/>
-        </w:rPr>
-        <w:t>Методическими рекомендациями по применению методов определения начальной (максимальной) цены контракта, цены контракта, заключаемого с единственным поставщик</w:t>
-      </w:r>
-      <w:r>
-        <w:rPr>
-          <w:sz w:val="26"/>
-          <w:szCs w:val="26"/>
-        </w:rPr>
-        <w:t>ом (подрядчиком, исполнителем)</w:t>
-      </w:r>
-      <w:r>
-        <w:rPr>
-          <w:sz w:val="26"/>
-          <w:szCs w:val="26"/>
-        </w:rPr>
-        <w:t>, утвержденными приказом Минэкономразвития России от 02.10.2013 № 567</w:t>
-      </w:r>
-      <w:r>
-        <w:rPr>
+          <w:bCs/>
+          <w:spacing w:val="-1"/>
           <w:sz w:val="26"/>
           <w:szCs w:val="26"/>
         </w:rPr>
         <w:t>.</w:t>
       </w:r>
-    </w:p>
-    <w:p>
-      <w:pPr>
-        <w:pStyle w:val="a4"/>
-        <w:spacing w:before="0" w:beforeAutospacing="0" w:after="0" w:afterAutospacing="0"/>
+      <w:proofErr w:type="spellStart"/>
+      <w:r>
+        <w:rPr>
+          <w:bCs/>
+          <w:spacing w:val="-1"/>
+          <w:sz w:val="26"/>
+          <w:szCs w:val="26"/>
+          <w:lang w:val="en-US"/>
+        </w:rPr>
+        <w:t>ru</w:t>
+      </w:r>
+      <w:proofErr w:type="spellEnd"/>
+      <w:r>
+        <w:rPr>
+          <w:bCs/>
+          <w:spacing w:val="-1"/>
+          <w:sz w:val="26"/>
+          <w:szCs w:val="26"/>
+        </w:rPr>
+        <w:t xml:space="preserve"> или аналогичное).</w:t>
+      </w:r>
+    </w:p>
+    <w:p>
+      <w:pPr>
+        <w:shd w:val="clear" w:color="auto" w:fill="FFFFFF"/>
+        <w:spacing w:line="298" w:lineRule="exact"/>
         <w:ind w:firstLine="709"/>
         <w:jc w:val="both"/>
         <w:rPr>
-          <w:sz w:val="26"/>
-          <w:szCs w:val="26"/>
-        </w:rPr>
-      </w:pPr>
-      <w:r>
-        <w:rPr>
-          <w:sz w:val="26"/>
-          <w:szCs w:val="26"/>
-        </w:rPr>
-        <w:t>2</w:t>
-      </w:r>
-      <w:r>
-        <w:rPr>
+          <w:bCs/>
+          <w:spacing w:val="-1"/>
+          <w:sz w:val="26"/>
+          <w:szCs w:val="26"/>
+        </w:rPr>
+      </w:pPr>
+      <w:r>
+        <w:rPr>
+          <w:spacing w:val="-1"/>
+          <w:sz w:val="26"/>
+          <w:szCs w:val="26"/>
+        </w:rPr>
+        <w:t>2.3.4.</w:t>
+      </w:r>
+      <w:r>
+        <w:rPr>
+          <w:bCs/>
+          <w:spacing w:val="-1"/>
+          <w:sz w:val="26"/>
+          <w:szCs w:val="26"/>
+        </w:rPr>
+        <w:t> </w:t>
+      </w:r>
+      <w:r>
+        <w:rPr>
+          <w:bCs/>
+          <w:spacing w:val="-1"/>
+          <w:sz w:val="26"/>
+          <w:szCs w:val="26"/>
+        </w:rPr>
+        <w:t>Главный специалист</w:t>
+      </w:r>
+      <w:r>
+        <w:rPr>
+          <w:bCs/>
+          <w:spacing w:val="-1"/>
+          <w:sz w:val="26"/>
+          <w:szCs w:val="26"/>
+        </w:rPr>
+        <w:t xml:space="preserve"> подготавливает сметные расчеты и ведомости объемов работ по содержанию, необходимые для формирования начальной (максимальной) цены контракта и заключения государственных контрактов.</w:t>
+      </w:r>
+    </w:p>
+    <w:p>
+      <w:pPr>
+        <w:shd w:val="clear" w:color="auto" w:fill="FFFFFF"/>
+        <w:spacing w:line="298" w:lineRule="exact"/>
+        <w:ind w:firstLine="709"/>
+        <w:jc w:val="both"/>
+        <w:rPr>
+          <w:spacing w:val="-1"/>
+          <w:sz w:val="26"/>
+          <w:szCs w:val="26"/>
+        </w:rPr>
+      </w:pPr>
+      <w:r>
+        <w:rPr>
+          <w:bCs/>
+          <w:spacing w:val="-1"/>
+          <w:sz w:val="26"/>
+          <w:szCs w:val="26"/>
+        </w:rPr>
+        <w:t>2.3.5</w:t>
+      </w:r>
+      <w:r>
+        <w:rPr>
+          <w:b/>
+          <w:bCs/>
+          <w:spacing w:val="-1"/>
           <w:sz w:val="26"/>
           <w:szCs w:val="26"/>
         </w:rPr>
@@ -1476,74 +2117,62 @@
       </w:r>
       <w:r>
         <w:rPr>
-          <w:sz w:val="26"/>
-          <w:szCs w:val="26"/>
-        </w:rPr>
-        <w:t>8</w:t>
-      </w:r>
-      <w:r>
-        <w:rPr>
-          <w:sz w:val="26"/>
-          <w:szCs w:val="26"/>
-        </w:rPr>
-        <w:t xml:space="preserve">. </w:t>
-      </w:r>
-      <w:r>
-        <w:rPr>
-          <w:sz w:val="26"/>
-          <w:szCs w:val="26"/>
-        </w:rPr>
-        <w:t xml:space="preserve">Главный специалист </w:t>
-      </w:r>
-      <w:r>
-        <w:rPr>
-          <w:sz w:val="26"/>
-          <w:szCs w:val="26"/>
-        </w:rPr>
-        <w:t>о</w:t>
-      </w:r>
-      <w:r>
-        <w:rPr>
-          <w:sz w:val="26"/>
-          <w:szCs w:val="26"/>
-        </w:rPr>
-        <w:t xml:space="preserve">существляет проверку получаемой </w:t>
-      </w:r>
-      <w:r>
-        <w:rPr>
-          <w:sz w:val="26"/>
-          <w:szCs w:val="26"/>
-        </w:rPr>
-        <w:t xml:space="preserve">ГКУ «Дирекция ТДФ» </w:t>
-      </w:r>
-      <w:r>
-        <w:rPr>
-          <w:sz w:val="26"/>
-          <w:szCs w:val="26"/>
-        </w:rPr>
-        <w:t xml:space="preserve">сметной документации и подготовку заключения о ее составе и качестве. </w:t>
-      </w:r>
-    </w:p>
-    <w:p>
-      <w:pPr>
-        <w:pStyle w:val="a4"/>
-        <w:spacing w:before="0" w:beforeAutospacing="0" w:after="0" w:afterAutospacing="0"/>
+          <w:spacing w:val="-1"/>
+          <w:sz w:val="26"/>
+          <w:szCs w:val="26"/>
+        </w:rPr>
+        <w:t> </w:t>
+      </w:r>
+      <w:r>
+        <w:rPr>
+          <w:spacing w:val="-1"/>
+          <w:sz w:val="26"/>
+          <w:szCs w:val="26"/>
+        </w:rPr>
+        <w:t>Главный специалист</w:t>
+      </w:r>
+      <w:r>
+        <w:rPr>
+          <w:spacing w:val="-1"/>
+          <w:sz w:val="26"/>
+          <w:szCs w:val="26"/>
+        </w:rPr>
+        <w:t xml:space="preserve"> при определении стоимости материальных ресурсов, оборудования, машин и механизмов, отсутствующих в ФГИС ЦС или требующих уточнения, проводит конъюнктурный анализ рынка: запрашивает коммерческие предложения, прайс-листы, данные производителей и поставщиков, анализирует </w:t>
+      </w:r>
+      <w:r>
+        <w:rPr>
+          <w:spacing w:val="-1"/>
+          <w:sz w:val="26"/>
+          <w:szCs w:val="26"/>
+        </w:rPr>
+        <w:lastRenderedPageBreak/>
+        <w:t>полученную информацию и принимает наиболее экономичный вариант стоимости на основе не менее чем трех источников.</w:t>
+      </w:r>
+    </w:p>
+    <w:p>
+      <w:pPr>
+        <w:shd w:val="clear" w:color="auto" w:fill="FFFFFF"/>
+        <w:spacing w:line="298" w:lineRule="exact"/>
         <w:ind w:firstLine="709"/>
         <w:jc w:val="both"/>
         <w:rPr>
-          <w:sz w:val="26"/>
-          <w:szCs w:val="26"/>
-        </w:rPr>
-      </w:pPr>
-      <w:r>
-        <w:rPr>
-          <w:sz w:val="26"/>
-          <w:szCs w:val="26"/>
-        </w:rPr>
-        <w:t>2</w:t>
-      </w:r>
-      <w:r>
-        <w:rPr>
+          <w:bCs/>
+          <w:spacing w:val="-1"/>
+          <w:sz w:val="26"/>
+          <w:szCs w:val="26"/>
+        </w:rPr>
+      </w:pPr>
+      <w:r>
+        <w:rPr>
+          <w:spacing w:val="-1"/>
+          <w:sz w:val="26"/>
+          <w:szCs w:val="26"/>
+        </w:rPr>
+        <w:t>2.3.6</w:t>
+      </w:r>
+      <w:r>
+        <w:rPr>
+          <w:spacing w:val="-1"/>
           <w:sz w:val="26"/>
           <w:szCs w:val="26"/>
         </w:rPr>
@@ -1551,95 +2180,467 @@
       </w:r>
       <w:r>
         <w:rPr>
-          <w:sz w:val="26"/>
-          <w:szCs w:val="26"/>
-        </w:rPr>
-        <w:t>9</w:t>
-      </w:r>
-      <w:r>
-        <w:rPr>
-          <w:sz w:val="26"/>
-          <w:szCs w:val="26"/>
-        </w:rPr>
-        <w:t xml:space="preserve">. </w:t>
-      </w:r>
-      <w:r>
-        <w:rPr>
-          <w:sz w:val="26"/>
-          <w:szCs w:val="26"/>
-        </w:rPr>
-        <w:t xml:space="preserve">Главный специалист </w:t>
-      </w:r>
-      <w:r>
-        <w:rPr>
-          <w:sz w:val="26"/>
-          <w:szCs w:val="26"/>
-        </w:rPr>
-        <w:t>согласовывает локальные сметы, индивидуальные сметные ресурсные нормы и расценки на строительно-монтажные</w:t>
-      </w:r>
-      <w:r>
-        <w:rPr>
-          <w:sz w:val="26"/>
-          <w:szCs w:val="26"/>
-        </w:rPr>
-        <w:t>, ремонтные и иные</w:t>
-      </w:r>
-      <w:r>
-        <w:rPr>
-          <w:sz w:val="26"/>
-          <w:szCs w:val="26"/>
-        </w:rPr>
-        <w:t xml:space="preserve"> работы</w:t>
-      </w:r>
-      <w:r>
-        <w:rPr>
-          <w:sz w:val="26"/>
-          <w:szCs w:val="26"/>
-        </w:rPr>
-        <w:t xml:space="preserve"> и/или услуги, поставку товара</w:t>
-      </w:r>
-      <w:r>
-        <w:rPr>
-          <w:sz w:val="26"/>
-          <w:szCs w:val="26"/>
-        </w:rPr>
-        <w:t>, калькуляции сметной стоимости материальных ресурсов, стоимости машино-часа эксплуатации строительных машин (в том числе новых высокоэффективных, импортных машин), индивидуальные нормы накладных расходов и сметной прибыли, расчеты стоимости работ и затрат, предусмотренные сводным сметным расчет</w:t>
-      </w:r>
-      <w:r>
-        <w:rPr>
-          <w:sz w:val="26"/>
-          <w:szCs w:val="26"/>
-        </w:rPr>
-        <w:t>ом стоимости строительства.</w:t>
-      </w:r>
-    </w:p>
-    <w:p>
-      <w:pPr>
-        <w:pStyle w:val="a4"/>
-        <w:spacing w:before="0" w:beforeAutospacing="0" w:after="0" w:afterAutospacing="0"/>
+          <w:bCs/>
+          <w:spacing w:val="-1"/>
+          <w:sz w:val="26"/>
+          <w:szCs w:val="26"/>
+        </w:rPr>
+        <w:t> </w:t>
+      </w:r>
+      <w:r>
+        <w:rPr>
+          <w:bCs/>
+          <w:spacing w:val="-1"/>
+          <w:sz w:val="26"/>
+          <w:szCs w:val="26"/>
+        </w:rPr>
+        <w:t>Главный специалист</w:t>
+      </w:r>
+      <w:r>
+        <w:rPr>
+          <w:bCs/>
+          <w:spacing w:val="-1"/>
+          <w:sz w:val="26"/>
+          <w:szCs w:val="26"/>
+        </w:rPr>
+        <w:t xml:space="preserve"> при исполнении заключенных контрактов на содержание автомобильных дорог осуществляет проверку обоснованности включения и корректности дополнительных единичных расценок, предлагаемых подрядными организациями, на предмет:</w:t>
+      </w:r>
+    </w:p>
+    <w:p>
+      <w:pPr>
+        <w:pStyle w:val="a3"/>
+        <w:numPr>
+          <w:ilvl w:val="0"/>
+          <w:numId w:val="10"/>
+        </w:numPr>
+        <w:shd w:val="clear" w:color="auto" w:fill="FFFFFF"/>
+        <w:spacing w:line="298" w:lineRule="exact"/>
+        <w:ind w:hanging="720"/>
+        <w:jc w:val="both"/>
+        <w:rPr>
+          <w:bCs/>
+          <w:spacing w:val="-1"/>
+          <w:sz w:val="26"/>
+          <w:szCs w:val="26"/>
+        </w:rPr>
+      </w:pPr>
+      <w:r>
+        <w:rPr>
+          <w:bCs/>
+          <w:spacing w:val="-1"/>
+          <w:sz w:val="26"/>
+          <w:szCs w:val="26"/>
+        </w:rPr>
+        <w:t>правильности подбора сметных норм;</w:t>
+      </w:r>
+    </w:p>
+    <w:p>
+      <w:pPr>
+        <w:pStyle w:val="a3"/>
+        <w:numPr>
+          <w:ilvl w:val="0"/>
+          <w:numId w:val="10"/>
+        </w:numPr>
+        <w:shd w:val="clear" w:color="auto" w:fill="FFFFFF"/>
+        <w:spacing w:line="298" w:lineRule="exact"/>
+        <w:ind w:left="0" w:firstLine="709"/>
+        <w:jc w:val="both"/>
+        <w:rPr>
+          <w:bCs/>
+          <w:spacing w:val="-1"/>
+          <w:sz w:val="26"/>
+          <w:szCs w:val="26"/>
+        </w:rPr>
+      </w:pPr>
+      <w:r>
+        <w:rPr>
+          <w:bCs/>
+          <w:spacing w:val="-1"/>
+          <w:sz w:val="26"/>
+          <w:szCs w:val="26"/>
+        </w:rPr>
+        <w:t>обоснованности стоимости трудовых и материальных ресурсов, эксплуатации машин и механизмов;</w:t>
+      </w:r>
+    </w:p>
+    <w:p>
+      <w:pPr>
+        <w:pStyle w:val="a3"/>
+        <w:numPr>
+          <w:ilvl w:val="0"/>
+          <w:numId w:val="10"/>
+        </w:numPr>
+        <w:shd w:val="clear" w:color="auto" w:fill="FFFFFF"/>
+        <w:spacing w:line="298" w:lineRule="exact"/>
+        <w:ind w:left="0" w:firstLine="709"/>
+        <w:jc w:val="both"/>
+        <w:rPr>
+          <w:bCs/>
+          <w:spacing w:val="-1"/>
+          <w:sz w:val="26"/>
+          <w:szCs w:val="26"/>
+        </w:rPr>
+      </w:pPr>
+      <w:r>
+        <w:rPr>
+          <w:bCs/>
+          <w:spacing w:val="-1"/>
+          <w:sz w:val="26"/>
+          <w:szCs w:val="26"/>
+        </w:rPr>
+        <w:t>наличия и корректности результатов конъюнктурного анализа;</w:t>
+      </w:r>
+    </w:p>
+    <w:p>
+      <w:pPr>
+        <w:pStyle w:val="a3"/>
+        <w:numPr>
+          <w:ilvl w:val="0"/>
+          <w:numId w:val="10"/>
+        </w:numPr>
+        <w:shd w:val="clear" w:color="auto" w:fill="FFFFFF"/>
+        <w:spacing w:line="298" w:lineRule="exact"/>
+        <w:ind w:left="0" w:firstLine="709"/>
+        <w:jc w:val="both"/>
+        <w:rPr>
+          <w:bCs/>
+          <w:spacing w:val="-1"/>
+          <w:sz w:val="26"/>
+          <w:szCs w:val="26"/>
+        </w:rPr>
+      </w:pPr>
+      <w:r>
+        <w:rPr>
+          <w:bCs/>
+          <w:spacing w:val="-1"/>
+          <w:sz w:val="26"/>
+          <w:szCs w:val="26"/>
+        </w:rPr>
+        <w:t>соответствия данным ФГИС ЦС и действующим методическим документам.</w:t>
+      </w:r>
+    </w:p>
+    <w:p>
+      <w:pPr>
+        <w:shd w:val="clear" w:color="auto" w:fill="FFFFFF"/>
+        <w:spacing w:line="298" w:lineRule="exact"/>
         <w:ind w:firstLine="709"/>
         <w:jc w:val="both"/>
         <w:rPr>
-          <w:sz w:val="26"/>
-          <w:szCs w:val="26"/>
-        </w:rPr>
-      </w:pPr>
-      <w:r>
-        <w:rPr>
-          <w:sz w:val="26"/>
-          <w:szCs w:val="26"/>
-        </w:rPr>
-        <w:t>2.</w:t>
-      </w:r>
-      <w:r>
-        <w:rPr>
-          <w:sz w:val="26"/>
-          <w:szCs w:val="26"/>
-        </w:rPr>
-        <w:t>10</w:t>
-      </w:r>
-      <w:r>
-        <w:rPr>
+          <w:bCs/>
+          <w:spacing w:val="-1"/>
+          <w:sz w:val="26"/>
+          <w:szCs w:val="26"/>
+        </w:rPr>
+      </w:pPr>
+      <w:r>
+        <w:rPr>
+          <w:spacing w:val="-1"/>
+          <w:sz w:val="26"/>
+          <w:szCs w:val="26"/>
+        </w:rPr>
+        <w:t>2.3.7.</w:t>
+      </w:r>
+      <w:r>
+        <w:rPr>
+          <w:bCs/>
+          <w:spacing w:val="-1"/>
+          <w:sz w:val="26"/>
+          <w:szCs w:val="26"/>
+        </w:rPr>
+        <w:t> Главный специалист осуществляет контроль качества сметной документации на всех этапах её прохождения через сметный отдел: входной контроль поступающих локальных смет и сметных расчетов, выходной контроль разрабатываемой отделом документации, проверку на соответствие действующим сметным нормативам, утвержденной проектной (сметной) документации, ведомостям объемов работ и условиям заключаемых (заключенных) государственных контрактов, с последующим визированием при отсутствии замечаний.</w:t>
+      </w:r>
+    </w:p>
+    <w:p>
+      <w:pPr>
+        <w:shd w:val="clear" w:color="auto" w:fill="FFFFFF"/>
+        <w:spacing w:before="240" w:line="298" w:lineRule="exact"/>
+        <w:ind w:firstLine="709"/>
+        <w:jc w:val="both"/>
+        <w:rPr>
+          <w:b/>
+          <w:spacing w:val="-1"/>
+          <w:sz w:val="26"/>
+          <w:szCs w:val="26"/>
+        </w:rPr>
+      </w:pPr>
+      <w:r>
+        <w:rPr>
+          <w:b/>
+          <w:bCs/>
+          <w:spacing w:val="-1"/>
+          <w:sz w:val="26"/>
+          <w:szCs w:val="26"/>
+        </w:rPr>
+        <w:t>2.4. Расчет начальной (максимальной) цены контракта, обоснование затрат и изменение цены контракта</w:t>
+      </w:r>
+    </w:p>
+    <w:p>
+      <w:pPr>
+        <w:shd w:val="clear" w:color="auto" w:fill="FFFFFF"/>
+        <w:spacing w:line="298" w:lineRule="exact"/>
+        <w:ind w:firstLine="709"/>
+        <w:jc w:val="both"/>
+        <w:rPr>
+          <w:spacing w:val="-1"/>
+          <w:sz w:val="26"/>
+          <w:szCs w:val="26"/>
+        </w:rPr>
+      </w:pPr>
+      <w:r>
+        <w:rPr>
+          <w:bCs/>
+          <w:spacing w:val="-1"/>
+          <w:sz w:val="26"/>
+          <w:szCs w:val="26"/>
+        </w:rPr>
+        <w:t>2.4.1.</w:t>
+      </w:r>
+      <w:r>
+        <w:rPr>
+          <w:spacing w:val="-1"/>
+          <w:sz w:val="26"/>
+          <w:szCs w:val="26"/>
+        </w:rPr>
+        <w:t> </w:t>
+      </w:r>
+      <w:r>
+        <w:rPr>
+          <w:spacing w:val="-1"/>
+          <w:sz w:val="26"/>
+          <w:szCs w:val="26"/>
+        </w:rPr>
+        <w:t>Главный специалист</w:t>
+      </w:r>
+      <w:r>
+        <w:rPr>
+          <w:spacing w:val="-1"/>
+          <w:sz w:val="26"/>
+          <w:szCs w:val="26"/>
+        </w:rPr>
+        <w:t xml:space="preserve"> осуществляет расчет и обоснование начальной (максимальной) цены контракта (далее – НМЦК) для проведения конкурентных процедур по определению поставщика (подрядчика, исполнителя), а также для заключения контрактов с единственным поставщиком в соответствии со статьей 93 Федерального закона от 05.04.2013 № 44-ФЗ «О контрактной системе в сфере закупок товаров, работ, услуг для обеспечения государственных и муниципальных нужд» (далее – Федеральный закон № 44-ФЗ).</w:t>
+      </w:r>
+    </w:p>
+    <w:p>
+      <w:pPr>
+        <w:shd w:val="clear" w:color="auto" w:fill="FFFFFF"/>
+        <w:spacing w:line="298" w:lineRule="exact"/>
+        <w:ind w:firstLine="709"/>
+        <w:jc w:val="both"/>
+        <w:rPr>
+          <w:bCs/>
+          <w:spacing w:val="-1"/>
+          <w:sz w:val="26"/>
+          <w:szCs w:val="26"/>
+        </w:rPr>
+      </w:pPr>
+      <w:r>
+        <w:rPr>
+          <w:spacing w:val="-1"/>
+          <w:sz w:val="26"/>
+          <w:szCs w:val="26"/>
+        </w:rPr>
+        <w:t>2.4.2.</w:t>
+      </w:r>
+      <w:r>
+        <w:rPr>
+          <w:bCs/>
+          <w:spacing w:val="-1"/>
+          <w:sz w:val="26"/>
+          <w:szCs w:val="26"/>
+        </w:rPr>
+        <w:t> </w:t>
+      </w:r>
+      <w:r>
+        <w:rPr>
+          <w:bCs/>
+          <w:spacing w:val="-1"/>
+          <w:sz w:val="26"/>
+          <w:szCs w:val="26"/>
+        </w:rPr>
+        <w:t>Главный специалист</w:t>
+      </w:r>
+      <w:r>
+        <w:rPr>
+          <w:bCs/>
+          <w:spacing w:val="-1"/>
+          <w:sz w:val="26"/>
+          <w:szCs w:val="26"/>
+        </w:rPr>
+        <w:t xml:space="preserve"> осуществляет расчет и обоснование НМЦК по следующим направлениям:</w:t>
+      </w:r>
+    </w:p>
+    <w:p>
+      <w:pPr>
+        <w:pStyle w:val="a3"/>
+        <w:numPr>
+          <w:ilvl w:val="0"/>
+          <w:numId w:val="11"/>
+        </w:numPr>
+        <w:shd w:val="clear" w:color="auto" w:fill="FFFFFF"/>
+        <w:spacing w:line="298" w:lineRule="exact"/>
+        <w:ind w:left="0" w:firstLine="709"/>
+        <w:jc w:val="both"/>
+        <w:rPr>
+          <w:bCs/>
+          <w:spacing w:val="-1"/>
+          <w:sz w:val="26"/>
+          <w:szCs w:val="26"/>
+        </w:rPr>
+      </w:pPr>
+      <w:r>
+        <w:rPr>
+          <w:bCs/>
+          <w:spacing w:val="-1"/>
+          <w:sz w:val="26"/>
+          <w:szCs w:val="26"/>
+        </w:rPr>
+        <w:t>выполнение работ по содержанию автомобильных дорог и искусственных сооружений;</w:t>
+      </w:r>
+    </w:p>
+    <w:p>
+      <w:pPr>
+        <w:pStyle w:val="a3"/>
+        <w:numPr>
+          <w:ilvl w:val="0"/>
+          <w:numId w:val="11"/>
+        </w:numPr>
+        <w:shd w:val="clear" w:color="auto" w:fill="FFFFFF"/>
+        <w:spacing w:line="298" w:lineRule="exact"/>
+        <w:ind w:left="0" w:firstLine="709"/>
+        <w:jc w:val="both"/>
+        <w:rPr>
+          <w:bCs/>
+          <w:spacing w:val="-1"/>
+          <w:sz w:val="26"/>
+          <w:szCs w:val="26"/>
+        </w:rPr>
+      </w:pPr>
+      <w:r>
+        <w:rPr>
+          <w:bCs/>
+          <w:spacing w:val="-1"/>
+          <w:sz w:val="26"/>
+          <w:szCs w:val="26"/>
+        </w:rPr>
+        <w:t>выполнение работ по ремонту, капитальному ремонту, реконструкции и строител</w:t>
+      </w:r>
+      <w:r>
+        <w:rPr>
+          <w:bCs/>
+          <w:spacing w:val="-1"/>
+          <w:sz w:val="26"/>
+          <w:szCs w:val="26"/>
+        </w:rPr>
+        <w:t>ьству автомобильных дорого и мостовых сооружений</w:t>
+      </w:r>
+      <w:r>
+        <w:rPr>
+          <w:bCs/>
+          <w:spacing w:val="-1"/>
+          <w:sz w:val="26"/>
+          <w:szCs w:val="26"/>
+        </w:rPr>
+        <w:t>;</w:t>
+      </w:r>
+    </w:p>
+    <w:p>
+      <w:pPr>
+        <w:pStyle w:val="a3"/>
+        <w:numPr>
+          <w:ilvl w:val="0"/>
+          <w:numId w:val="11"/>
+        </w:numPr>
+        <w:shd w:val="clear" w:color="auto" w:fill="FFFFFF"/>
+        <w:spacing w:line="298" w:lineRule="exact"/>
+        <w:ind w:left="0" w:firstLine="709"/>
+        <w:jc w:val="both"/>
+        <w:rPr>
+          <w:bCs/>
+          <w:spacing w:val="-1"/>
+          <w:sz w:val="26"/>
+          <w:szCs w:val="26"/>
+        </w:rPr>
+      </w:pPr>
+      <w:r>
+        <w:rPr>
+          <w:bCs/>
+          <w:spacing w:val="-1"/>
+          <w:sz w:val="26"/>
+          <w:szCs w:val="26"/>
+        </w:rPr>
+        <w:t>обеспечение нужд аппарата хозяйственного обеспечения (АХО) ГКУ «Дирекция ТДФ» (приобретение основных средств, программного обеспечения, обучение и иные расходы).</w:t>
+      </w:r>
+    </w:p>
+    <w:p>
+      <w:pPr>
+        <w:shd w:val="clear" w:color="auto" w:fill="FFFFFF"/>
+        <w:spacing w:line="298" w:lineRule="exact"/>
+        <w:ind w:firstLine="709"/>
+        <w:jc w:val="both"/>
+        <w:rPr>
+          <w:spacing w:val="-1"/>
+          <w:sz w:val="26"/>
+          <w:szCs w:val="26"/>
+        </w:rPr>
+      </w:pPr>
+      <w:r>
+        <w:rPr>
+          <w:bCs/>
+          <w:spacing w:val="-1"/>
+          <w:sz w:val="26"/>
+          <w:szCs w:val="26"/>
+        </w:rPr>
+        <w:t>2.4.3.</w:t>
+      </w:r>
+      <w:r>
+        <w:rPr>
+          <w:spacing w:val="-1"/>
+          <w:sz w:val="26"/>
+          <w:szCs w:val="26"/>
+        </w:rPr>
+        <w:t> </w:t>
+      </w:r>
+      <w:r>
+        <w:rPr>
+          <w:spacing w:val="-1"/>
+          <w:sz w:val="26"/>
+          <w:szCs w:val="26"/>
+        </w:rPr>
+        <w:t>Главный специалист</w:t>
+      </w:r>
+      <w:r>
+        <w:rPr>
+          <w:spacing w:val="-1"/>
+          <w:sz w:val="26"/>
+          <w:szCs w:val="26"/>
+        </w:rPr>
+        <w:t>, по поручению начальника отдела, участвует в подготовке обоснований затрат для включения объектов дорожного хозяйства (строительство, реконструкция, капитальный ремонт, ремонт) в федеральные и региональные программы.</w:t>
+      </w:r>
+    </w:p>
+    <w:p>
+      <w:pPr>
+        <w:shd w:val="clear" w:color="auto" w:fill="FFFFFF"/>
+        <w:spacing w:line="298" w:lineRule="exact"/>
+        <w:ind w:firstLine="709"/>
+        <w:jc w:val="both"/>
+        <w:rPr>
+          <w:spacing w:val="-1"/>
+          <w:sz w:val="26"/>
+          <w:szCs w:val="26"/>
+        </w:rPr>
+      </w:pPr>
+      <w:r>
+        <w:rPr>
+          <w:bCs/>
+          <w:spacing w:val="-1"/>
+          <w:sz w:val="26"/>
+          <w:szCs w:val="26"/>
+        </w:rPr>
+        <w:t>2.4.4</w:t>
+      </w:r>
+      <w:r>
+        <w:rPr>
+          <w:bCs/>
+          <w:spacing w:val="-1"/>
           <w:sz w:val="26"/>
           <w:szCs w:val="26"/>
         </w:rPr>
@@ -1647,345 +2648,179 @@
       </w:r>
       <w:r>
         <w:rPr>
-          <w:sz w:val="26"/>
-          <w:szCs w:val="26"/>
-        </w:rPr>
-        <w:t xml:space="preserve"> Главный специалист р</w:t>
-      </w:r>
-      <w:r>
-        <w:rPr>
-          <w:sz w:val="26"/>
-          <w:szCs w:val="26"/>
-        </w:rPr>
-        <w:t>ассчитывает стоимост</w:t>
-      </w:r>
-      <w:r>
-        <w:rPr>
-          <w:sz w:val="26"/>
-          <w:szCs w:val="26"/>
-        </w:rPr>
-        <w:t>и</w:t>
-      </w:r>
-      <w:r>
-        <w:rPr>
-          <w:sz w:val="26"/>
-          <w:szCs w:val="26"/>
-        </w:rPr>
-        <w:t xml:space="preserve"> строительства</w:t>
-      </w:r>
-      <w:r>
-        <w:rPr>
-          <w:sz w:val="26"/>
-          <w:szCs w:val="26"/>
-        </w:rPr>
-        <w:t>, ремонта и т.п.</w:t>
-      </w:r>
-      <w:r>
-        <w:rPr>
-          <w:sz w:val="26"/>
-          <w:szCs w:val="26"/>
-        </w:rPr>
-        <w:t xml:space="preserve">, в том числе по отдельным </w:t>
-      </w:r>
-      <w:r>
-        <w:rPr>
-          <w:sz w:val="26"/>
-          <w:szCs w:val="26"/>
-        </w:rPr>
-        <w:t>их</w:t>
-      </w:r>
-      <w:r>
-        <w:rPr>
-          <w:sz w:val="26"/>
-          <w:szCs w:val="26"/>
-        </w:rPr>
-        <w:t xml:space="preserve"> составляющим. </w:t>
-      </w:r>
-    </w:p>
-    <w:p>
-      <w:pPr>
-        <w:pStyle w:val="a4"/>
-        <w:spacing w:before="0" w:beforeAutospacing="0" w:after="0" w:afterAutospacing="0"/>
+          <w:spacing w:val="-1"/>
+          <w:sz w:val="26"/>
+          <w:szCs w:val="26"/>
+        </w:rPr>
+        <w:t> </w:t>
+      </w:r>
+      <w:r>
+        <w:rPr>
+          <w:spacing w:val="-1"/>
+          <w:sz w:val="26"/>
+          <w:szCs w:val="26"/>
+        </w:rPr>
+        <w:t>Главный специалист</w:t>
+      </w:r>
+      <w:r>
+        <w:rPr>
+          <w:spacing w:val="-1"/>
+          <w:sz w:val="26"/>
+          <w:szCs w:val="26"/>
+        </w:rPr>
+        <w:t xml:space="preserve"> осуществляет пересчет (изменение) цены контракта после получения положительного заключения экспертизы проектной документации в случаях, предусмотренных частью 62 статьи 112 Федерального закона № 44-ФЗ, в соответствии с Порядком и Методикой, утвержденными Приказом Минстроя России от 21.08.2023 № 604/пр.</w:t>
+      </w:r>
+    </w:p>
+    <w:p>
+      <w:pPr>
+        <w:shd w:val="clear" w:color="auto" w:fill="FFFFFF"/>
+        <w:spacing w:line="298" w:lineRule="exact"/>
         <w:ind w:firstLine="709"/>
         <w:jc w:val="both"/>
         <w:rPr>
-          <w:sz w:val="26"/>
-          <w:szCs w:val="26"/>
-        </w:rPr>
-      </w:pPr>
-      <w:r>
-        <w:rPr>
-          <w:sz w:val="26"/>
-          <w:szCs w:val="26"/>
-        </w:rPr>
-        <w:t>2.1</w:t>
-      </w:r>
-      <w:r>
-        <w:rPr>
-          <w:sz w:val="26"/>
-          <w:szCs w:val="26"/>
-        </w:rPr>
-        <w:t>1</w:t>
-      </w:r>
-      <w:r>
-        <w:rPr>
-          <w:sz w:val="26"/>
-          <w:szCs w:val="26"/>
-        </w:rPr>
-        <w:t xml:space="preserve">. </w:t>
-      </w:r>
-      <w:r>
-        <w:rPr>
-          <w:sz w:val="26"/>
-          <w:szCs w:val="26"/>
-        </w:rPr>
-        <w:t>Главный специалист с</w:t>
-      </w:r>
-      <w:r>
-        <w:rPr>
-          <w:sz w:val="26"/>
-          <w:szCs w:val="26"/>
-        </w:rPr>
-        <w:t xml:space="preserve">оставляет сметы на дополнительные виды работ, </w:t>
-      </w:r>
-      <w:r>
-        <w:rPr>
-          <w:sz w:val="26"/>
-          <w:szCs w:val="26"/>
-        </w:rPr>
-        <w:t xml:space="preserve">услуг, </w:t>
-      </w:r>
-      <w:r>
-        <w:rPr>
-          <w:sz w:val="26"/>
-          <w:szCs w:val="26"/>
-        </w:rPr>
-        <w:t xml:space="preserve">затраты на выполнение </w:t>
-      </w:r>
-      <w:r>
-        <w:rPr>
-          <w:sz w:val="26"/>
-          <w:szCs w:val="26"/>
-        </w:rPr>
-        <w:t xml:space="preserve">(оказание) </w:t>
-      </w:r>
-      <w:r>
-        <w:rPr>
-          <w:sz w:val="26"/>
-          <w:szCs w:val="26"/>
-        </w:rPr>
-        <w:t>которых не предусмотр</w:t>
-      </w:r>
-      <w:r>
-        <w:rPr>
-          <w:sz w:val="26"/>
-          <w:szCs w:val="26"/>
-        </w:rPr>
-        <w:t>ены в соответствующих расценках</w:t>
-      </w:r>
-      <w:r>
-        <w:rPr>
-          <w:sz w:val="26"/>
-          <w:szCs w:val="26"/>
-        </w:rPr>
-        <w:t xml:space="preserve">. </w:t>
-      </w:r>
-    </w:p>
-    <w:p>
-      <w:pPr>
-        <w:pStyle w:val="a4"/>
-        <w:spacing w:before="0" w:beforeAutospacing="0" w:after="0" w:afterAutospacing="0"/>
+          <w:spacing w:val="-1"/>
+          <w:sz w:val="26"/>
+          <w:szCs w:val="26"/>
+        </w:rPr>
+      </w:pPr>
+      <w:r>
+        <w:rPr>
+          <w:bCs/>
+          <w:spacing w:val="-1"/>
+          <w:sz w:val="26"/>
+          <w:szCs w:val="26"/>
+        </w:rPr>
+        <w:t>2.4.5.</w:t>
+      </w:r>
+      <w:r>
+        <w:rPr>
+          <w:spacing w:val="-1"/>
+          <w:sz w:val="26"/>
+          <w:szCs w:val="26"/>
+        </w:rPr>
+        <w:t> </w:t>
+      </w:r>
+      <w:r>
+        <w:rPr>
+          <w:spacing w:val="-1"/>
+          <w:sz w:val="26"/>
+          <w:szCs w:val="26"/>
+        </w:rPr>
+        <w:t>Главный специалист</w:t>
+      </w:r>
+      <w:r>
+        <w:rPr>
+          <w:spacing w:val="-1"/>
+          <w:sz w:val="26"/>
+          <w:szCs w:val="26"/>
+        </w:rPr>
+        <w:t xml:space="preserve"> готовит расчеты и обосновывающие материалы для формирования прогнозных объемов финансирования дорожной деятельности (обоснование стоимости будущих объектов).</w:t>
+      </w:r>
+      <w:bookmarkStart w:id="0" w:name="_GoBack"/>
+      <w:bookmarkEnd w:id="0"/>
+    </w:p>
+    <w:p>
+      <w:pPr>
+        <w:shd w:val="clear" w:color="auto" w:fill="FFFFFF"/>
+        <w:spacing w:line="298" w:lineRule="exact"/>
         <w:ind w:firstLine="709"/>
         <w:jc w:val="both"/>
         <w:rPr>
-          <w:sz w:val="26"/>
-          <w:szCs w:val="26"/>
-        </w:rPr>
-      </w:pPr>
-      <w:r>
-        <w:rPr>
-          <w:sz w:val="26"/>
-          <w:szCs w:val="26"/>
-        </w:rPr>
-        <w:t>2.</w:t>
-      </w:r>
-      <w:r>
-        <w:rPr>
-          <w:sz w:val="26"/>
-          <w:szCs w:val="26"/>
-        </w:rPr>
-        <w:t>1</w:t>
-      </w:r>
-      <w:r>
-        <w:rPr>
-          <w:sz w:val="26"/>
-          <w:szCs w:val="26"/>
-        </w:rPr>
-        <w:t>2</w:t>
-      </w:r>
-      <w:r>
-        <w:rPr>
-          <w:sz w:val="26"/>
-          <w:szCs w:val="26"/>
-        </w:rPr>
-        <w:t xml:space="preserve">. </w:t>
-      </w:r>
-      <w:r>
-        <w:rPr>
-          <w:sz w:val="26"/>
-          <w:szCs w:val="26"/>
-        </w:rPr>
-        <w:t>Главный специалист у</w:t>
-      </w:r>
-      <w:r>
-        <w:rPr>
-          <w:sz w:val="26"/>
-          <w:szCs w:val="26"/>
-        </w:rPr>
-        <w:t xml:space="preserve">частвует в подготовке проектов </w:t>
-      </w:r>
-      <w:r>
-        <w:rPr>
-          <w:sz w:val="26"/>
-          <w:szCs w:val="26"/>
-        </w:rPr>
-        <w:t xml:space="preserve">контрактов </w:t>
-      </w:r>
-      <w:r>
-        <w:rPr>
-          <w:sz w:val="26"/>
-          <w:szCs w:val="26"/>
-        </w:rPr>
-        <w:t xml:space="preserve">поставки материальных ресурсов с их поставщиками (производителями, посредниками), в согласовании изменений условий по вопросам ценообразования по заключенным </w:t>
-      </w:r>
-      <w:r>
-        <w:rPr>
-          <w:sz w:val="26"/>
-          <w:szCs w:val="26"/>
-        </w:rPr>
-        <w:t>контрактам</w:t>
-      </w:r>
-      <w:r>
-        <w:rPr>
-          <w:sz w:val="26"/>
-          <w:szCs w:val="26"/>
-        </w:rPr>
-        <w:t xml:space="preserve">. </w:t>
-      </w:r>
-    </w:p>
-    <w:p>
-      <w:pPr>
-        <w:pStyle w:val="a4"/>
-        <w:spacing w:before="0" w:beforeAutospacing="0" w:after="0" w:afterAutospacing="0"/>
+          <w:bCs/>
+          <w:spacing w:val="-1"/>
+          <w:sz w:val="26"/>
+          <w:szCs w:val="26"/>
+        </w:rPr>
+      </w:pPr>
+      <w:r>
+        <w:rPr>
+          <w:spacing w:val="-1"/>
+          <w:sz w:val="26"/>
+          <w:szCs w:val="26"/>
+        </w:rPr>
+        <w:t>2.4.6.</w:t>
+      </w:r>
+      <w:r>
+        <w:rPr>
+          <w:bCs/>
+          <w:spacing w:val="-1"/>
+          <w:sz w:val="26"/>
+          <w:szCs w:val="26"/>
+        </w:rPr>
+        <w:t xml:space="preserve"> Главный специалист самостоятельно определяет метод расчета НМЦК в соответствии со статьей 22 Федерального закона № 44-ФЗ с учетом специфики объекта </w:t>
+      </w:r>
+      <w:r>
+        <w:rPr>
+          <w:bCs/>
+          <w:spacing w:val="-1"/>
+          <w:sz w:val="26"/>
+          <w:szCs w:val="26"/>
+        </w:rPr>
+        <w:lastRenderedPageBreak/>
+        <w:t>закупки, наличия и качества исходных данных, а также требований нормативных правовых актов.</w:t>
+      </w:r>
+    </w:p>
+    <w:p>
+      <w:pPr>
+        <w:shd w:val="clear" w:color="auto" w:fill="FFFFFF"/>
+        <w:spacing w:line="298" w:lineRule="exact"/>
         <w:ind w:firstLine="709"/>
         <w:jc w:val="both"/>
         <w:rPr>
-          <w:sz w:val="26"/>
-          <w:szCs w:val="26"/>
-        </w:rPr>
-      </w:pPr>
-      <w:r>
-        <w:rPr>
-          <w:sz w:val="26"/>
-          <w:szCs w:val="26"/>
-        </w:rPr>
-        <w:t>2.1</w:t>
-      </w:r>
-      <w:r>
-        <w:rPr>
-          <w:sz w:val="26"/>
-          <w:szCs w:val="26"/>
-        </w:rPr>
-        <w:t>3</w:t>
-      </w:r>
-      <w:r>
-        <w:rPr>
-          <w:sz w:val="26"/>
-          <w:szCs w:val="26"/>
-        </w:rPr>
-        <w:t xml:space="preserve">. </w:t>
-      </w:r>
-      <w:r>
-        <w:rPr>
-          <w:sz w:val="26"/>
-          <w:szCs w:val="26"/>
-        </w:rPr>
-        <w:t xml:space="preserve">Главный специалист осуществляет подготовку </w:t>
-      </w:r>
-      <w:r>
-        <w:rPr>
-          <w:sz w:val="26"/>
-          <w:szCs w:val="26"/>
-        </w:rPr>
-        <w:t xml:space="preserve">необходимой документации для формировании, обновлении и хранении данных о показателях расходов и </w:t>
-      </w:r>
-      <w:r>
-        <w:rPr>
-          <w:sz w:val="26"/>
-          <w:szCs w:val="26"/>
-        </w:rPr>
-        <w:lastRenderedPageBreak/>
-        <w:t xml:space="preserve">стоимости ресурсов (затрат труда работников строительства, времени работы строительных машин, потребности в материалах, изделиях и конструкциях) на построенных объектах, укрупненных сметных норм и расценок, в подготовке данных, необходимых для формирования акта государственной приемочной комиссии по вводу объекта в эксплуатацию. </w:t>
-      </w:r>
-    </w:p>
-    <w:p>
-      <w:pPr>
-        <w:pStyle w:val="a3"/>
-        <w:shd w:val="clear" w:color="auto" w:fill="FFFFFF"/>
-        <w:tabs>
-          <w:tab w:val="left" w:pos="1134"/>
-        </w:tabs>
-        <w:ind w:left="0" w:firstLine="709"/>
-        <w:jc w:val="both"/>
-        <w:rPr>
-          <w:bCs/>
-          <w:spacing w:val="-1"/>
-          <w:sz w:val="26"/>
-          <w:szCs w:val="26"/>
-        </w:rPr>
-      </w:pPr>
-    </w:p>
-    <w:p>
-      <w:pPr>
-        <w:pStyle w:val="a3"/>
-        <w:shd w:val="clear" w:color="auto" w:fill="FFFFFF"/>
-        <w:ind w:left="0" w:firstLine="709"/>
-        <w:jc w:val="both"/>
-        <w:rPr>
-          <w:bCs/>
-          <w:spacing w:val="-1"/>
-          <w:sz w:val="26"/>
-          <w:szCs w:val="26"/>
-        </w:rPr>
-      </w:pPr>
-    </w:p>
-    <w:p>
-      <w:pPr>
-        <w:pStyle w:val="a3"/>
-        <w:shd w:val="clear" w:color="auto" w:fill="FFFFFF"/>
-        <w:ind w:left="0" w:firstLine="709"/>
-        <w:jc w:val="both"/>
-        <w:rPr>
-          <w:bCs/>
-          <w:spacing w:val="-1"/>
-          <w:sz w:val="26"/>
-          <w:szCs w:val="26"/>
-        </w:rPr>
-      </w:pPr>
-    </w:p>
-    <w:p>
-      <w:pPr>
-        <w:pStyle w:val="a3"/>
-        <w:shd w:val="clear" w:color="auto" w:fill="FFFFFF"/>
-        <w:ind w:left="0" w:firstLine="709"/>
-        <w:jc w:val="both"/>
-        <w:rPr>
-          <w:bCs/>
-          <w:spacing w:val="-1"/>
-          <w:sz w:val="26"/>
-          <w:szCs w:val="26"/>
-        </w:rPr>
-      </w:pPr>
+          <w:bCs/>
+          <w:spacing w:val="-1"/>
+          <w:sz w:val="26"/>
+          <w:szCs w:val="26"/>
+        </w:rPr>
+      </w:pPr>
+      <w:r>
+        <w:rPr>
+          <w:spacing w:val="-1"/>
+          <w:sz w:val="26"/>
+          <w:szCs w:val="26"/>
+        </w:rPr>
+        <w:t>2.4.7.</w:t>
+      </w:r>
+      <w:r>
+        <w:rPr>
+          <w:bCs/>
+          <w:spacing w:val="-1"/>
+          <w:sz w:val="26"/>
+          <w:szCs w:val="26"/>
+        </w:rPr>
+        <w:t> Главный специалист разрабатывает и актуализирует формы (шаблоны) расчетов НМЦК для различных направлений закупочной деятельности, обеспечивая их соответствие действующим нормативным правовым актам и методическим документам.</w:t>
+      </w:r>
+    </w:p>
+    <w:p>
+      <w:pPr>
+        <w:shd w:val="clear" w:color="auto" w:fill="FFFFFF"/>
+        <w:spacing w:line="298" w:lineRule="exact"/>
+        <w:ind w:firstLine="709"/>
+        <w:jc w:val="both"/>
+        <w:rPr>
+          <w:bCs/>
+          <w:spacing w:val="-1"/>
+          <w:sz w:val="26"/>
+          <w:szCs w:val="26"/>
+        </w:rPr>
+      </w:pPr>
+      <w:r>
+        <w:rPr>
+          <w:spacing w:val="-1"/>
+          <w:sz w:val="26"/>
+          <w:szCs w:val="26"/>
+        </w:rPr>
+        <w:t>2.4.8.</w:t>
+      </w:r>
+      <w:r>
+        <w:rPr>
+          <w:bCs/>
+          <w:spacing w:val="-1"/>
+          <w:sz w:val="26"/>
+          <w:szCs w:val="26"/>
+        </w:rPr>
+        <w:t> Главный специалист осуществляет выходной контроль расчетов НМЦК: проверяет полноту и корректность исходных данных, правильность применения форм (шаблонов), арифметическую точность, соответствие оформления требованиям нормативных правовых актов, и визирует расчеты НМЦК при отсутствии замечаний.</w:t>
+      </w:r>
     </w:p>
     <w:p>
       <w:pPr>
@@ -2011,16 +2846,30 @@
         <w:rPr>
           <w:sz w:val="26"/>
           <w:szCs w:val="26"/>
-          <w:highlight w:val="yellow"/>
-        </w:rPr>
-        <w:t>__</w:t>
-      </w:r>
-      <w:r>
-        <w:rPr>
-          <w:sz w:val="26"/>
-          <w:szCs w:val="26"/>
-        </w:rPr>
-        <w:t>. Главный специалист соблюдает режим неразглашения служебной информации, ставшей известной в процессе выполнения должностных обязанностей.</w:t>
+        </w:rPr>
+        <w:t>5</w:t>
+      </w:r>
+      <w:r>
+        <w:rPr>
+          <w:sz w:val="26"/>
+          <w:szCs w:val="26"/>
+        </w:rPr>
+        <w:t xml:space="preserve">. </w:t>
+      </w:r>
+      <w:r>
+        <w:rPr>
+          <w:spacing w:val="-1"/>
+          <w:sz w:val="26"/>
+          <w:szCs w:val="26"/>
+        </w:rPr>
+        <w:t>Главный специалист</w:t>
+      </w:r>
+      <w:r>
+        <w:rPr>
+          <w:sz w:val="26"/>
+          <w:szCs w:val="26"/>
+        </w:rPr>
+        <w:t xml:space="preserve"> соблюдает режим неразглашения служебной информации, ставшей известной в процессе выполнения должностных обязанностей.</w:t>
       </w:r>
     </w:p>
     <w:p>
@@ -2040,16 +2889,23 @@
           <w:sz w:val="26"/>
           <w:szCs w:val="26"/>
         </w:rPr>
-        <w:t>2.</w:t>
+        <w:t>2.6.</w:t>
       </w:r>
       <w:r>
         <w:rPr>
           <w:spacing w:val="-3"/>
           <w:sz w:val="26"/>
           <w:szCs w:val="26"/>
-          <w:highlight w:val="yellow"/>
-        </w:rPr>
-        <w:t>__</w:t>
+        </w:rPr>
+        <w:t xml:space="preserve"> </w:t>
+      </w:r>
+      <w:r>
+        <w:rPr>
+          <w:spacing w:val="-1"/>
+          <w:sz w:val="26"/>
+          <w:szCs w:val="26"/>
+        </w:rPr>
+        <w:t>Главный специалист</w:t>
       </w:r>
       <w:r>
         <w:rPr>
@@ -2057,7 +2913,7 @@
           <w:sz w:val="26"/>
           <w:szCs w:val="26"/>
         </w:rPr>
-        <w:t>.</w:t>
+        <w:t>,</w:t>
       </w:r>
       <w:r>
         <w:rPr>
@@ -2065,7 +2921,7 @@
           <w:sz w:val="26"/>
           <w:szCs w:val="26"/>
         </w:rPr>
-        <w:t xml:space="preserve"> </w:t>
+        <w:t xml:space="preserve"> по указанию руководителя отдела</w:t>
       </w:r>
       <w:r>
         <w:rPr>
@@ -2073,7 +2929,7 @@
           <w:sz w:val="26"/>
           <w:szCs w:val="26"/>
         </w:rPr>
-        <w:t>Главный специалист,</w:t>
+        <w:t>,</w:t>
       </w:r>
       <w:r>
         <w:rPr>
@@ -2081,7 +2937,7 @@
           <w:sz w:val="26"/>
           <w:szCs w:val="26"/>
         </w:rPr>
-        <w:t xml:space="preserve"> по указанию руководителя отдела</w:t>
+        <w:t xml:space="preserve"> предоставл</w:t>
       </w:r>
       <w:r>
         <w:rPr>
@@ -2089,7 +2945,7 @@
           <w:sz w:val="26"/>
           <w:szCs w:val="26"/>
         </w:rPr>
-        <w:t>,</w:t>
+        <w:t>яет</w:t>
       </w:r>
       <w:r>
         <w:rPr>
@@ -2097,7 +2953,7 @@
           <w:sz w:val="26"/>
           <w:szCs w:val="26"/>
         </w:rPr>
-        <w:t xml:space="preserve"> предоставл</w:t>
+        <w:t xml:space="preserve"> информаци</w:t>
       </w:r>
       <w:r>
         <w:rPr>
@@ -2105,7 +2961,7 @@
           <w:sz w:val="26"/>
           <w:szCs w:val="26"/>
         </w:rPr>
-        <w:t>яет</w:t>
+        <w:t>ю</w:t>
       </w:r>
       <w:r>
         <w:rPr>
@@ -2113,7 +2969,7 @@
           <w:sz w:val="26"/>
           <w:szCs w:val="26"/>
         </w:rPr>
-        <w:t xml:space="preserve"> информаци</w:t>
+        <w:t xml:space="preserve"> (</w:t>
       </w:r>
       <w:r>
         <w:rPr>
@@ -2121,7 +2977,7 @@
           <w:sz w:val="26"/>
           <w:szCs w:val="26"/>
         </w:rPr>
-        <w:t>ю</w:t>
+        <w:t xml:space="preserve">осуществляет подготовку (написание) проектов </w:t>
       </w:r>
       <w:r>
         <w:rPr>
@@ -2129,7 +2985,7 @@
           <w:sz w:val="26"/>
           <w:szCs w:val="26"/>
         </w:rPr>
-        <w:t xml:space="preserve"> (</w:t>
+        <w:t>писем)</w:t>
       </w:r>
       <w:r>
         <w:rPr>
@@ -2137,7 +2993,7 @@
           <w:sz w:val="26"/>
           <w:szCs w:val="26"/>
         </w:rPr>
-        <w:t xml:space="preserve">осуществляет подготовку (написание) проектов </w:t>
+        <w:t>, в т.ч.</w:t>
       </w:r>
       <w:r>
         <w:rPr>
@@ -2145,7 +3001,7 @@
           <w:sz w:val="26"/>
           <w:szCs w:val="26"/>
         </w:rPr>
-        <w:t>писем)</w:t>
+        <w:t xml:space="preserve"> по запросам </w:t>
       </w:r>
       <w:r>
         <w:rPr>
@@ -2153,7 +3009,7 @@
           <w:sz w:val="26"/>
           <w:szCs w:val="26"/>
         </w:rPr>
-        <w:t>, в т.ч.</w:t>
+        <w:t>государственных</w:t>
       </w:r>
       <w:r>
         <w:rPr>
@@ -2161,7 +3017,7 @@
           <w:sz w:val="26"/>
           <w:szCs w:val="26"/>
         </w:rPr>
-        <w:t xml:space="preserve"> по запросам </w:t>
+        <w:t xml:space="preserve"> органов</w:t>
       </w:r>
       <w:r>
         <w:rPr>
@@ -2169,60 +3025,35 @@
           <w:sz w:val="26"/>
           <w:szCs w:val="26"/>
         </w:rPr>
-        <w:t>государственных</w:t>
-      </w:r>
-      <w:r>
+        <w:t xml:space="preserve"> власти.</w:t>
+      </w:r>
+    </w:p>
+    <w:p>
+      <w:pPr>
+        <w:shd w:val="clear" w:color="auto" w:fill="FFFFFF"/>
+        <w:ind w:firstLine="709"/>
+        <w:jc w:val="both"/>
         <w:rPr>
           <w:spacing w:val="-3"/>
           <w:sz w:val="26"/>
           <w:szCs w:val="26"/>
         </w:rPr>
-        <w:t xml:space="preserve"> органов</w:t>
-      </w:r>
+      </w:pPr>
       <w:r>
         <w:rPr>
           <w:spacing w:val="-3"/>
           <w:sz w:val="26"/>
           <w:szCs w:val="26"/>
         </w:rPr>
-        <w:t xml:space="preserve"> власти.</w:t>
-      </w:r>
-    </w:p>
-    <w:p>
-      <w:pPr>
-        <w:shd w:val="clear" w:color="auto" w:fill="FFFFFF"/>
-        <w:ind w:firstLine="709"/>
-        <w:jc w:val="both"/>
-        <w:rPr>
-          <w:spacing w:val="-3"/>
-          <w:sz w:val="26"/>
-          <w:szCs w:val="26"/>
-        </w:rPr>
-      </w:pPr>
-      <w:r>
-        <w:rPr>
-          <w:spacing w:val="-3"/>
-          <w:sz w:val="26"/>
-          <w:szCs w:val="26"/>
-        </w:rPr>
-        <w:t>2.</w:t>
-      </w:r>
-      <w:r>
-        <w:rPr>
-          <w:spacing w:val="-3"/>
-          <w:sz w:val="26"/>
-          <w:szCs w:val="26"/>
-          <w:highlight w:val="yellow"/>
-        </w:rPr>
-        <w:t>__</w:t>
-      </w:r>
-      <w:r>
-        <w:rPr>
-          <w:spacing w:val="-3"/>
-          <w:sz w:val="26"/>
-          <w:szCs w:val="26"/>
-        </w:rPr>
-        <w:t>. Главный специалист</w:t>
+        <w:t xml:space="preserve">2.7. </w:t>
+      </w:r>
+      <w:r>
+        <w:rPr>
+          <w:spacing w:val="-1"/>
+          <w:sz w:val="26"/>
+          <w:szCs w:val="26"/>
+        </w:rPr>
+        <w:t>Главный специалист</w:t>
       </w:r>
       <w:r>
         <w:rPr>
@@ -3875,6 +4706,232 @@
     </w:lvl>
   </w:abstractNum>
   <w:abstractNum w:abstractNumId="1">
+    <w:nsid w:val="0CE27128"/>
+    <w:multiLevelType w:val="hybridMultilevel"/>
+    <w:tmpl w:val="D98C8606"/>
+    <w:lvl w:ilvl="0" w:tplc="04190001">
+      <w:start w:val="1"/>
+      <w:numFmt w:val="bullet"/>
+      <w:lvlText w:val=""/>
+      <w:lvlJc w:val="left"/>
+      <w:pPr>
+        <w:ind w:left="1429" w:hanging="360"/>
+      </w:pPr>
+      <w:rPr>
+        <w:rFonts w:ascii="Symbol" w:hAnsi="Symbol" w:hint="default"/>
+      </w:rPr>
+    </w:lvl>
+    <w:lvl w:ilvl="1" w:tplc="04190003" w:tentative="1">
+      <w:start w:val="1"/>
+      <w:numFmt w:val="bullet"/>
+      <w:lvlText w:val="o"/>
+      <w:lvlJc w:val="left"/>
+      <w:pPr>
+        <w:ind w:left="2149" w:hanging="360"/>
+      </w:pPr>
+      <w:rPr>
+        <w:rFonts w:ascii="Courier New" w:hAnsi="Courier New" w:cs="Courier New" w:hint="default"/>
+      </w:rPr>
+    </w:lvl>
+    <w:lvl w:ilvl="2" w:tplc="04190005" w:tentative="1">
+      <w:start w:val="1"/>
+      <w:numFmt w:val="bullet"/>
+      <w:lvlText w:val=""/>
+      <w:lvlJc w:val="left"/>
+      <w:pPr>
+        <w:ind w:left="2869" w:hanging="360"/>
+      </w:pPr>
+      <w:rPr>
+        <w:rFonts w:ascii="Wingdings" w:hAnsi="Wingdings" w:hint="default"/>
+      </w:rPr>
+    </w:lvl>
+    <w:lvl w:ilvl="3" w:tplc="04190001" w:tentative="1">
+      <w:start w:val="1"/>
+      <w:numFmt w:val="bullet"/>
+      <w:lvlText w:val=""/>
+      <w:lvlJc w:val="left"/>
+      <w:pPr>
+        <w:ind w:left="3589" w:hanging="360"/>
+      </w:pPr>
+      <w:rPr>
+        <w:rFonts w:ascii="Symbol" w:hAnsi="Symbol" w:hint="default"/>
+      </w:rPr>
+    </w:lvl>
+    <w:lvl w:ilvl="4" w:tplc="04190003" w:tentative="1">
+      <w:start w:val="1"/>
+      <w:numFmt w:val="bullet"/>
+      <w:lvlText w:val="o"/>
+      <w:lvlJc w:val="left"/>
+      <w:pPr>
+        <w:ind w:left="4309" w:hanging="360"/>
+      </w:pPr>
+      <w:rPr>
+        <w:rFonts w:ascii="Courier New" w:hAnsi="Courier New" w:cs="Courier New" w:hint="default"/>
+      </w:rPr>
+    </w:lvl>
+    <w:lvl w:ilvl="5" w:tplc="04190005" w:tentative="1">
+      <w:start w:val="1"/>
+      <w:numFmt w:val="bullet"/>
+      <w:lvlText w:val=""/>
+      <w:lvlJc w:val="left"/>
+      <w:pPr>
+        <w:ind w:left="5029" w:hanging="360"/>
+      </w:pPr>
+      <w:rPr>
+        <w:rFonts w:ascii="Wingdings" w:hAnsi="Wingdings" w:hint="default"/>
+      </w:rPr>
+    </w:lvl>
+    <w:lvl w:ilvl="6" w:tplc="04190001" w:tentative="1">
+      <w:start w:val="1"/>
+      <w:numFmt w:val="bullet"/>
+      <w:lvlText w:val=""/>
+      <w:lvlJc w:val="left"/>
+      <w:pPr>
+        <w:ind w:left="5749" w:hanging="360"/>
+      </w:pPr>
+      <w:rPr>
+        <w:rFonts w:ascii="Symbol" w:hAnsi="Symbol" w:hint="default"/>
+      </w:rPr>
+    </w:lvl>
+    <w:lvl w:ilvl="7" w:tplc="04190003" w:tentative="1">
+      <w:start w:val="1"/>
+      <w:numFmt w:val="bullet"/>
+      <w:lvlText w:val="o"/>
+      <w:lvlJc w:val="left"/>
+      <w:pPr>
+        <w:ind w:left="6469" w:hanging="360"/>
+      </w:pPr>
+      <w:rPr>
+        <w:rFonts w:ascii="Courier New" w:hAnsi="Courier New" w:cs="Courier New" w:hint="default"/>
+      </w:rPr>
+    </w:lvl>
+    <w:lvl w:ilvl="8" w:tplc="04190005" w:tentative="1">
+      <w:start w:val="1"/>
+      <w:numFmt w:val="bullet"/>
+      <w:lvlText w:val=""/>
+      <w:lvlJc w:val="left"/>
+      <w:pPr>
+        <w:ind w:left="7189" w:hanging="360"/>
+      </w:pPr>
+      <w:rPr>
+        <w:rFonts w:ascii="Wingdings" w:hAnsi="Wingdings" w:hint="default"/>
+      </w:rPr>
+    </w:lvl>
+  </w:abstractNum>
+  <w:abstractNum w:abstractNumId="2">
+    <w:nsid w:val="1C807E5A"/>
+    <w:multiLevelType w:val="hybridMultilevel"/>
+    <w:tmpl w:val="1EA89322"/>
+    <w:lvl w:ilvl="0" w:tplc="04190001">
+      <w:start w:val="1"/>
+      <w:numFmt w:val="bullet"/>
+      <w:lvlText w:val=""/>
+      <w:lvlJc w:val="left"/>
+      <w:pPr>
+        <w:ind w:left="1429" w:hanging="360"/>
+      </w:pPr>
+      <w:rPr>
+        <w:rFonts w:ascii="Symbol" w:hAnsi="Symbol" w:hint="default"/>
+      </w:rPr>
+    </w:lvl>
+    <w:lvl w:ilvl="1" w:tplc="04190003" w:tentative="1">
+      <w:start w:val="1"/>
+      <w:numFmt w:val="bullet"/>
+      <w:lvlText w:val="o"/>
+      <w:lvlJc w:val="left"/>
+      <w:pPr>
+        <w:ind w:left="2149" w:hanging="360"/>
+      </w:pPr>
+      <w:rPr>
+        <w:rFonts w:ascii="Courier New" w:hAnsi="Courier New" w:cs="Courier New" w:hint="default"/>
+      </w:rPr>
+    </w:lvl>
+    <w:lvl w:ilvl="2" w:tplc="04190005" w:tentative="1">
+      <w:start w:val="1"/>
+      <w:numFmt w:val="bullet"/>
+      <w:lvlText w:val=""/>
+      <w:lvlJc w:val="left"/>
+      <w:pPr>
+        <w:ind w:left="2869" w:hanging="360"/>
+      </w:pPr>
+      <w:rPr>
+        <w:rFonts w:ascii="Wingdings" w:hAnsi="Wingdings" w:hint="default"/>
+      </w:rPr>
+    </w:lvl>
+    <w:lvl w:ilvl="3" w:tplc="04190001" w:tentative="1">
+      <w:start w:val="1"/>
+      <w:numFmt w:val="bullet"/>
+      <w:lvlText w:val=""/>
+      <w:lvlJc w:val="left"/>
+      <w:pPr>
+        <w:ind w:left="3589" w:hanging="360"/>
+      </w:pPr>
+      <w:rPr>
+        <w:rFonts w:ascii="Symbol" w:hAnsi="Symbol" w:hint="default"/>
+      </w:rPr>
+    </w:lvl>
+    <w:lvl w:ilvl="4" w:tplc="04190003" w:tentative="1">
+      <w:start w:val="1"/>
+      <w:numFmt w:val="bullet"/>
+      <w:lvlText w:val="o"/>
+      <w:lvlJc w:val="left"/>
+      <w:pPr>
+        <w:ind w:left="4309" w:hanging="360"/>
+      </w:pPr>
+      <w:rPr>
+        <w:rFonts w:ascii="Courier New" w:hAnsi="Courier New" w:cs="Courier New" w:hint="default"/>
+      </w:rPr>
+    </w:lvl>
+    <w:lvl w:ilvl="5" w:tplc="04190005" w:tentative="1">
+      <w:start w:val="1"/>
+      <w:numFmt w:val="bullet"/>
+      <w:lvlText w:val=""/>
+      <w:lvlJc w:val="left"/>
+      <w:pPr>
+        <w:ind w:left="5029" w:hanging="360"/>
+      </w:pPr>
+      <w:rPr>
+        <w:rFonts w:ascii="Wingdings" w:hAnsi="Wingdings" w:hint="default"/>
+      </w:rPr>
+    </w:lvl>
+    <w:lvl w:ilvl="6" w:tplc="04190001" w:tentative="1">
+      <w:start w:val="1"/>
+      <w:numFmt w:val="bullet"/>
+      <w:lvlText w:val=""/>
+      <w:lvlJc w:val="left"/>
+      <w:pPr>
+        <w:ind w:left="5749" w:hanging="360"/>
+      </w:pPr>
+      <w:rPr>
+        <w:rFonts w:ascii="Symbol" w:hAnsi="Symbol" w:hint="default"/>
+      </w:rPr>
+    </w:lvl>
+    <w:lvl w:ilvl="7" w:tplc="04190003" w:tentative="1">
+      <w:start w:val="1"/>
+      <w:numFmt w:val="bullet"/>
+      <w:lvlText w:val="o"/>
+      <w:lvlJc w:val="left"/>
+      <w:pPr>
+        <w:ind w:left="6469" w:hanging="360"/>
+      </w:pPr>
+      <w:rPr>
+        <w:rFonts w:ascii="Courier New" w:hAnsi="Courier New" w:cs="Courier New" w:hint="default"/>
+      </w:rPr>
+    </w:lvl>
+    <w:lvl w:ilvl="8" w:tplc="04190005" w:tentative="1">
+      <w:start w:val="1"/>
+      <w:numFmt w:val="bullet"/>
+      <w:lvlText w:val=""/>
+      <w:lvlJc w:val="left"/>
+      <w:pPr>
+        <w:ind w:left="7189" w:hanging="360"/>
+      </w:pPr>
+      <w:rPr>
+        <w:rFonts w:ascii="Wingdings" w:hAnsi="Wingdings" w:hint="default"/>
+      </w:rPr>
+    </w:lvl>
+  </w:abstractNum>
+  <w:abstractNum w:abstractNumId="3">
     <w:nsid w:val="28601AE3"/>
     <w:multiLevelType w:val="hybridMultilevel"/>
     <w:tmpl w:val="479CB616"/>
@@ -3987,7 +5044,120 @@
       </w:rPr>
     </w:lvl>
   </w:abstractNum>
-  <w:abstractNum w:abstractNumId="2">
+  <w:abstractNum w:abstractNumId="4">
+    <w:nsid w:val="2ABF12D9"/>
+    <w:multiLevelType w:val="hybridMultilevel"/>
+    <w:tmpl w:val="A12ECE5E"/>
+    <w:lvl w:ilvl="0" w:tplc="04190001">
+      <w:start w:val="1"/>
+      <w:numFmt w:val="bullet"/>
+      <w:lvlText w:val=""/>
+      <w:lvlJc w:val="left"/>
+      <w:pPr>
+        <w:ind w:left="1429" w:hanging="360"/>
+      </w:pPr>
+      <w:rPr>
+        <w:rFonts w:ascii="Symbol" w:hAnsi="Symbol" w:hint="default"/>
+      </w:rPr>
+    </w:lvl>
+    <w:lvl w:ilvl="1" w:tplc="04190003" w:tentative="1">
+      <w:start w:val="1"/>
+      <w:numFmt w:val="bullet"/>
+      <w:lvlText w:val="o"/>
+      <w:lvlJc w:val="left"/>
+      <w:pPr>
+        <w:ind w:left="2149" w:hanging="360"/>
+      </w:pPr>
+      <w:rPr>
+        <w:rFonts w:ascii="Courier New" w:hAnsi="Courier New" w:cs="Courier New" w:hint="default"/>
+      </w:rPr>
+    </w:lvl>
+    <w:lvl w:ilvl="2" w:tplc="04190005" w:tentative="1">
+      <w:start w:val="1"/>
+      <w:numFmt w:val="bullet"/>
+      <w:lvlText w:val=""/>
+      <w:lvlJc w:val="left"/>
+      <w:pPr>
+        <w:ind w:left="2869" w:hanging="360"/>
+      </w:pPr>
+      <w:rPr>
+        <w:rFonts w:ascii="Wingdings" w:hAnsi="Wingdings" w:hint="default"/>
+      </w:rPr>
+    </w:lvl>
+    <w:lvl w:ilvl="3" w:tplc="04190001" w:tentative="1">
+      <w:start w:val="1"/>
+      <w:numFmt w:val="bullet"/>
+      <w:lvlText w:val=""/>
+      <w:lvlJc w:val="left"/>
+      <w:pPr>
+        <w:ind w:left="3589" w:hanging="360"/>
+      </w:pPr>
+      <w:rPr>
+        <w:rFonts w:ascii="Symbol" w:hAnsi="Symbol" w:hint="default"/>
+      </w:rPr>
+    </w:lvl>
+    <w:lvl w:ilvl="4" w:tplc="04190003" w:tentative="1">
+      <w:start w:val="1"/>
+      <w:numFmt w:val="bullet"/>
+      <w:lvlText w:val="o"/>
+      <w:lvlJc w:val="left"/>
+      <w:pPr>
+        <w:ind w:left="4309" w:hanging="360"/>
+      </w:pPr>
+      <w:rPr>
+        <w:rFonts w:ascii="Courier New" w:hAnsi="Courier New" w:cs="Courier New" w:hint="default"/>
+      </w:rPr>
+    </w:lvl>
+    <w:lvl w:ilvl="5" w:tplc="04190005" w:tentative="1">
+      <w:start w:val="1"/>
+      <w:numFmt w:val="bullet"/>
+      <w:lvlText w:val=""/>
+      <w:lvlJc w:val="left"/>
+      <w:pPr>
+        <w:ind w:left="5029" w:hanging="360"/>
+      </w:pPr>
+      <w:rPr>
+        <w:rFonts w:ascii="Wingdings" w:hAnsi="Wingdings" w:hint="default"/>
+      </w:rPr>
+    </w:lvl>
+    <w:lvl w:ilvl="6" w:tplc="04190001" w:tentative="1">
+      <w:start w:val="1"/>
+      <w:numFmt w:val="bullet"/>
+      <w:lvlText w:val=""/>
+      <w:lvlJc w:val="left"/>
+      <w:pPr>
+        <w:ind w:left="5749" w:hanging="360"/>
+      </w:pPr>
+      <w:rPr>
+        <w:rFonts w:ascii="Symbol" w:hAnsi="Symbol" w:hint="default"/>
+      </w:rPr>
+    </w:lvl>
+    <w:lvl w:ilvl="7" w:tplc="04190003" w:tentative="1">
+      <w:start w:val="1"/>
+      <w:numFmt w:val="bullet"/>
+      <w:lvlText w:val="o"/>
+      <w:lvlJc w:val="left"/>
+      <w:pPr>
+        <w:ind w:left="6469" w:hanging="360"/>
+      </w:pPr>
+      <w:rPr>
+        <w:rFonts w:ascii="Courier New" w:hAnsi="Courier New" w:cs="Courier New" w:hint="default"/>
+      </w:rPr>
+    </w:lvl>
+    <w:lvl w:ilvl="8" w:tplc="04190005" w:tentative="1">
+      <w:start w:val="1"/>
+      <w:numFmt w:val="bullet"/>
+      <w:lvlText w:val=""/>
+      <w:lvlJc w:val="left"/>
+      <w:pPr>
+        <w:ind w:left="7189" w:hanging="360"/>
+      </w:pPr>
+      <w:rPr>
+        <w:rFonts w:ascii="Wingdings" w:hAnsi="Wingdings" w:hint="default"/>
+      </w:rPr>
+    </w:lvl>
+  </w:abstractNum>
+  <w:abstractNum w:abstractNumId="5">
     <w:nsid w:val="42C118E0"/>
     <w:multiLevelType w:val="singleLevel"/>
     <w:tmpl w:val="80C6BE5E"/>
@@ -4002,7 +5172,7 @@
       </w:rPr>
     </w:lvl>
   </w:abstractNum>
-  <w:abstractNum w:abstractNumId="3">
+  <w:abstractNum w:abstractNumId="6">
     <w:nsid w:val="477A5D15"/>
     <w:multiLevelType w:val="multilevel"/>
     <w:tmpl w:val="DC429176"/>
@@ -4123,7 +5293,7 @@
       </w:rPr>
     </w:lvl>
   </w:abstractNum>
-  <w:abstractNum w:abstractNumId="4">
+  <w:abstractNum w:abstractNumId="7">
     <w:nsid w:val="4E914441"/>
     <w:multiLevelType w:val="hybridMultilevel"/>
     <w:tmpl w:val="42E4A038"/>
@@ -4236,7 +5406,7 @@
       </w:rPr>
     </w:lvl>
   </w:abstractNum>
-  <w:abstractNum w:abstractNumId="5">
+  <w:abstractNum w:abstractNumId="8">
     <w:nsid w:val="54CD7BFF"/>
     <w:multiLevelType w:val="singleLevel"/>
     <w:tmpl w:val="7FA67EC0"/>
@@ -4251,11 +5421,124 @@
       </w:rPr>
     </w:lvl>
   </w:abstractNum>
+  <w:abstractNum w:abstractNumId="9">
+    <w:nsid w:val="5AF4089C"/>
+    <w:multiLevelType w:val="hybridMultilevel"/>
+    <w:tmpl w:val="E050D992"/>
+    <w:lvl w:ilvl="0" w:tplc="04190001">
+      <w:start w:val="1"/>
+      <w:numFmt w:val="bullet"/>
+      <w:lvlText w:val=""/>
+      <w:lvlJc w:val="left"/>
+      <w:pPr>
+        <w:ind w:left="1429" w:hanging="360"/>
+      </w:pPr>
+      <w:rPr>
+        <w:rFonts w:ascii="Symbol" w:hAnsi="Symbol" w:hint="default"/>
+      </w:rPr>
+    </w:lvl>
+    <w:lvl w:ilvl="1" w:tplc="04190003" w:tentative="1">
+      <w:start w:val="1"/>
+      <w:numFmt w:val="bullet"/>
+      <w:lvlText w:val="o"/>
+      <w:lvlJc w:val="left"/>
+      <w:pPr>
+        <w:ind w:left="2149" w:hanging="360"/>
+      </w:pPr>
+      <w:rPr>
+        <w:rFonts w:ascii="Courier New" w:hAnsi="Courier New" w:cs="Courier New" w:hint="default"/>
+      </w:rPr>
+    </w:lvl>
+    <w:lvl w:ilvl="2" w:tplc="04190005" w:tentative="1">
+      <w:start w:val="1"/>
+      <w:numFmt w:val="bullet"/>
+      <w:lvlText w:val=""/>
+      <w:lvlJc w:val="left"/>
+      <w:pPr>
+        <w:ind w:left="2869" w:hanging="360"/>
+      </w:pPr>
+      <w:rPr>
+        <w:rFonts w:ascii="Wingdings" w:hAnsi="Wingdings" w:hint="default"/>
+      </w:rPr>
+    </w:lvl>
+    <w:lvl w:ilvl="3" w:tplc="04190001" w:tentative="1">
+      <w:start w:val="1"/>
+      <w:numFmt w:val="bullet"/>
+      <w:lvlText w:val=""/>
+      <w:lvlJc w:val="left"/>
+      <w:pPr>
+        <w:ind w:left="3589" w:hanging="360"/>
+      </w:pPr>
+      <w:rPr>
+        <w:rFonts w:ascii="Symbol" w:hAnsi="Symbol" w:hint="default"/>
+      </w:rPr>
+    </w:lvl>
+    <w:lvl w:ilvl="4" w:tplc="04190003" w:tentative="1">
+      <w:start w:val="1"/>
+      <w:numFmt w:val="bullet"/>
+      <w:lvlText w:val="o"/>
+      <w:lvlJc w:val="left"/>
+      <w:pPr>
+        <w:ind w:left="4309" w:hanging="360"/>
+      </w:pPr>
+      <w:rPr>
+        <w:rFonts w:ascii="Courier New" w:hAnsi="Courier New" w:cs="Courier New" w:hint="default"/>
+      </w:rPr>
+    </w:lvl>
+    <w:lvl w:ilvl="5" w:tplc="04190005" w:tentative="1">
+      <w:start w:val="1"/>
+      <w:numFmt w:val="bullet"/>
+      <w:lvlText w:val=""/>
+      <w:lvlJc w:val="left"/>
+      <w:pPr>
+        <w:ind w:left="5029" w:hanging="360"/>
+      </w:pPr>
+      <w:rPr>
+        <w:rFonts w:ascii="Wingdings" w:hAnsi="Wingdings" w:hint="default"/>
+      </w:rPr>
+    </w:lvl>
+    <w:lvl w:ilvl="6" w:tplc="04190001" w:tentative="1">
+      <w:start w:val="1"/>
+      <w:numFmt w:val="bullet"/>
+      <w:lvlText w:val=""/>
+      <w:lvlJc w:val="left"/>
+      <w:pPr>
+        <w:ind w:left="5749" w:hanging="360"/>
+      </w:pPr>
+      <w:rPr>
+        <w:rFonts w:ascii="Symbol" w:hAnsi="Symbol" w:hint="default"/>
+      </w:rPr>
+    </w:lvl>
+    <w:lvl w:ilvl="7" w:tplc="04190003" w:tentative="1">
+      <w:start w:val="1"/>
+      <w:numFmt w:val="bullet"/>
+      <w:lvlText w:val="o"/>
+      <w:lvlJc w:val="left"/>
+      <w:pPr>
+        <w:ind w:left="6469" w:hanging="360"/>
+      </w:pPr>
+      <w:rPr>
+        <w:rFonts w:ascii="Courier New" w:hAnsi="Courier New" w:cs="Courier New" w:hint="default"/>
+      </w:rPr>
+    </w:lvl>
+    <w:lvl w:ilvl="8" w:tplc="04190005" w:tentative="1">
+      <w:start w:val="1"/>
+      <w:numFmt w:val="bullet"/>
+      <w:lvlText w:val=""/>
+      <w:lvlJc w:val="left"/>
+      <w:pPr>
+        <w:ind w:left="7189" w:hanging="360"/>
+      </w:pPr>
+      <w:rPr>
+        <w:rFonts w:ascii="Wingdings" w:hAnsi="Wingdings" w:hint="default"/>
+      </w:rPr>
+    </w:lvl>
+  </w:abstractNum>
   <w:num w:numId="1">
-    <w:abstractNumId w:val="3"/>
+    <w:abstractNumId w:val="6"/>
   </w:num>
   <w:num w:numId="2">
-    <w:abstractNumId w:val="2"/>
+    <w:abstractNumId w:val="5"/>
   </w:num>
   <w:num w:numId="3">
     <w:abstractNumId w:val="0"/>
@@ -4288,13 +5571,25 @@
     </w:lvlOverride>
   </w:num>
   <w:num w:numId="5">
+    <w:abstractNumId w:val="3"/>
+  </w:num>
+  <w:num w:numId="6">
+    <w:abstractNumId w:val="8"/>
+  </w:num>
+  <w:num w:numId="7">
+    <w:abstractNumId w:val="7"/>
+  </w:num>
+  <w:num w:numId="8">
+    <w:abstractNumId w:val="2"/>
+  </w:num>
+  <w:num w:numId="9">
     <w:abstractNumId w:val="1"/>
   </w:num>
-  <w:num w:numId="6">
-    <w:abstractNumId w:val="5"/>
+  <w:num w:numId="10">
+    <w:abstractNumId w:val="4"/>
   </w:num>
-  <w:num w:numId="7">
-    <w:abstractNumId w:val="4"/>
+  <w:num w:numId="11">
+    <w:abstractNumId w:val="9"/>
   </w:num>
 </w:numbering>
 </file>
@@ -4558,6 +5853,33 @@
     <w:rPr>
       <w:sz w:val="24"/>
       <w:szCs w:val="24"/>
+    </w:rPr>
+  </w:style>
+  <w:style w:type="paragraph" w:customStyle="1" w:styleId="ds-markdown-paragraph">
+    <w:name w:val="ds-markdown-paragraph"/>
+    <w:basedOn w:val="a"/>
+    <w:rsid w:val="00EF7330"/>
+    <w:pPr>
+      <w:widowControl/>
+      <w:autoSpaceDE/>
+      <w:autoSpaceDN/>
+      <w:adjustRightInd/>
+      <w:spacing w:before="100" w:beforeAutospacing="1" w:after="100" w:afterAutospacing="1"/>
+    </w:pPr>
+    <w:rPr>
+      <w:sz w:val="24"/>
+      <w:szCs w:val="24"/>
+    </w:rPr>
+  </w:style>
+  <w:style w:type="character" w:styleId="a5">
+    <w:name w:val="Strong"/>
+    <w:basedOn w:val="a0"/>
+    <w:uiPriority w:val="22"/>
+    <w:qFormat/>
+    <w:rsid w:val="00EF7330"/>
+    <w:rPr>
+      <w:b/>
+      <w:bCs/>
     </w:rPr>
   </w:style>
 </w:styles>
